--- a/Backend/Director_Disclosure/Output_Disclosures/2024-25/YYA_REALTORS_AND_DEVELOPERS_PRIVATE_LIMITED/MBP-1/MBP1_JATIN_CHANDRAKANT_RAVAL_10293078.docx
+++ b/Backend/Director_Disclosure/Output_Disclosures/2024-25/YYA_REALTORS_AND_DEVELOPERS_PRIVATE_LIMITED/MBP-1/MBP1_JATIN_CHANDRAKANT_RAVAL_10293078.docx
@@ -93,137 +93,17 @@
     </w:p>
     <w:p>
       <w:pPr>
-        <w:spacing w:before="0" w:after="0"/>
-        <w:jc w:val="left"/>
-      </w:pPr>
-      <w:r>
-        <w:rPr>
-          <w:rFonts w:ascii="Adani" w:hAnsi="Adani"/>
-          <w:b w:val="0"/>
-          <w:sz w:val="20"/>
-          <w:u w:val="none"/>
-        </w:rPr>
-        <w:t>AY BUILDERS PRIVATE LIMITED</w:t>
-      </w:r>
-    </w:p>
-    <w:p>
-      <w:pPr>
-        <w:spacing w:before="0" w:after="0"/>
-        <w:jc w:val="left"/>
-      </w:pPr>
-      <w:r>
-        <w:rPr>
-          <w:rFonts w:ascii="Adani" w:hAnsi="Adani"/>
-          <w:b w:val="0"/>
-          <w:sz w:val="20"/>
-          <w:u w:val="none"/>
-        </w:rPr>
-        <w:t>VMM DEVELOPERS PRIVATE LIMITED</w:t>
-      </w:r>
-    </w:p>
-    <w:p>
-      <w:pPr>
-        <w:spacing w:before="0" w:after="0"/>
-        <w:jc w:val="left"/>
-      </w:pPr>
-      <w:r>
-        <w:rPr>
-          <w:rFonts w:ascii="Adani" w:hAnsi="Adani"/>
-          <w:b w:val="0"/>
-          <w:sz w:val="20"/>
-          <w:u w:val="none"/>
-        </w:rPr>
-        <w:t>AY BUILDWELL PRIVATE LIMITED</w:t>
-      </w:r>
-    </w:p>
-    <w:p>
-      <w:pPr>
-        <w:spacing w:before="0" w:after="0"/>
-        <w:jc w:val="left"/>
-      </w:pPr>
-      <w:r>
-        <w:rPr>
-          <w:rFonts w:ascii="Adani" w:hAnsi="Adani"/>
-          <w:b w:val="0"/>
-          <w:sz w:val="20"/>
-          <w:u w:val="none"/>
-        </w:rPr>
-        <w:t>YYA REALTORS AND DEVELOPERS PRIVATE LIMITED</w:t>
-      </w:r>
-    </w:p>
-    <w:p>
-      <w:pPr>
-        <w:spacing w:before="0" w:after="0"/>
-        <w:jc w:val="left"/>
-      </w:pPr>
-      <w:r>
-        <w:rPr>
-          <w:rFonts w:ascii="Adani" w:hAnsi="Adani"/>
-          <w:b w:val="0"/>
-          <w:sz w:val="20"/>
-          <w:u w:val="none"/>
-        </w:rPr>
-        <w:t>NABHGANGA ENTERPRISES PRIVATE LIMITED</w:t>
-      </w:r>
-    </w:p>
-    <w:p>
-      <w:pPr>
-        <w:spacing w:before="0" w:after="0"/>
-        <w:jc w:val="left"/>
-      </w:pPr>
-      <w:r>
-        <w:rPr>
-          <w:rFonts w:ascii="Adani" w:hAnsi="Adani"/>
-          <w:b w:val="0"/>
-          <w:sz w:val="20"/>
-          <w:u w:val="none"/>
-        </w:rPr>
-        <w:t>GRIPTRONICS ENTERPRISES PRIVATE LIMITED</w:t>
-      </w:r>
-    </w:p>
-    <w:p>
-      <w:pPr>
-        <w:spacing w:before="0" w:after="0"/>
-        <w:jc w:val="left"/>
-      </w:pPr>
-      <w:r>
-        <w:rPr>
-          <w:rFonts w:ascii="Adani" w:hAnsi="Adani"/>
-          <w:b w:val="0"/>
-          <w:sz w:val="20"/>
-          <w:u w:val="none"/>
-        </w:rPr>
-        <w:t>ADANI PORTS TECHNOLOGIES PRIVATE LIMITED</w:t>
-      </w:r>
-    </w:p>
-    <w:p>
-      <w:pPr>
-        <w:spacing w:before="0" w:after="0"/>
-        <w:jc w:val="left"/>
-      </w:pPr>
-      <w:r>
-        <w:rPr>
-          <w:rFonts w:ascii="Adani" w:hAnsi="Adani"/>
-          <w:b w:val="0"/>
-          <w:sz w:val="20"/>
-          <w:u w:val="none"/>
-        </w:rPr>
-        <w:t>UDANVAT LEASING IFSC LIMITED</w:t>
-      </w:r>
-    </w:p>
-    <w:p>
-      <w:pPr>
         <w:spacing w:before="0" w:after="160"/>
         <w:jc w:val="left"/>
       </w:pPr>
       <w:r>
         <w:rPr>
           <w:rFonts w:ascii="Adani" w:hAnsi="Adani"/>
-          <w:b w:val="0"/>
+          <w:b/>
           <w:sz w:val="20"/>
           <w:u w:val="none"/>
         </w:rPr>
-        <w:t>MANDHATA BUILD ESTATE LIMITED</w:t>
+        <w:t>YYA REALTORS AND DEVELOPERS PRIVATE LIMITED</w:t>
       </w:r>
     </w:p>
     <w:p>
@@ -651,7 +531,7 @@
                 <w:sz w:val="18"/>
                 <w:u w:val="none"/>
               </w:rPr>
-              <w:t>VMM DEVELOPERS PRIVATE LIMITED</w:t>
+              <w:t>AY BUILDWELL PRIVATE LIMITED</w:t>
             </w:r>
           </w:p>
         </w:tc>
@@ -793,7 +673,7 @@
                 <w:sz w:val="18"/>
                 <w:u w:val="none"/>
               </w:rPr>
-              <w:t>AY BUILDWELL PRIVATE LIMITED</w:t>
+              <w:t>YYA REALTORS AND DEVELOPERS PRIVATE LIMITED</w:t>
             </w:r>
           </w:p>
         </w:tc>
@@ -935,7 +815,7 @@
                 <w:sz w:val="18"/>
                 <w:u w:val="none"/>
               </w:rPr>
-              <w:t>YYA REALTORS AND DEVELOPERS PRIVATE LIMITED</w:t>
+              <w:t>VMM DEVELOPERS PRIVATE LIMITED</w:t>
             </w:r>
           </w:p>
         </w:tc>
@@ -1645,6 +1525,148 @@
                 <w:sz w:val="18"/>
                 <w:u w:val="none"/>
               </w:rPr>
+              <w:t>POSEIDON LEASING IFSC LIMITED</w:t>
+            </w:r>
+          </w:p>
+        </w:tc>
+        <w:tc>
+          <w:tcPr>
+            <w:tcW w:type="dxa" w:w="1814"/>
+            <w:shd w:val="clear" w:color="auto" w:fill="FFFFFF"/>
+            <w:tcBorders>
+              <w:top w:val="single" w:sz="4" w:space="0" w:color="000000"/>
+              <w:left w:val="single" w:sz="4" w:space="0" w:color="000000"/>
+              <w:bottom w:val="single" w:sz="4" w:space="0" w:color="000000"/>
+              <w:right w:val="single" w:sz="4" w:space="0" w:color="000000"/>
+            </w:tcBorders>
+            <w:vAlign w:val="center"/>
+          </w:tcPr>
+          <w:p>
+            <w:pPr>
+              <w:spacing w:before="40" w:after="40"/>
+              <w:jc w:val="left"/>
+            </w:pPr>
+            <w:r>
+              <w:rPr>
+                <w:rFonts w:ascii="Adani" w:hAnsi="Adani"/>
+                <w:b w:val="0"/>
+                <w:sz w:val="18"/>
+                <w:u w:val="none"/>
+              </w:rPr>
+              <w:t>Director</w:t>
+            </w:r>
+          </w:p>
+        </w:tc>
+        <w:tc>
+          <w:tcPr>
+            <w:tcW w:type="dxa" w:w="1020"/>
+            <w:shd w:val="clear" w:color="auto" w:fill="FFFFFF"/>
+            <w:tcBorders>
+              <w:top w:val="single" w:sz="4" w:space="0" w:color="000000"/>
+              <w:left w:val="single" w:sz="4" w:space="0" w:color="000000"/>
+              <w:bottom w:val="single" w:sz="4" w:space="0" w:color="000000"/>
+              <w:right w:val="single" w:sz="4" w:space="0" w:color="000000"/>
+            </w:tcBorders>
+            <w:vAlign w:val="center"/>
+          </w:tcPr>
+          <w:p>
+            <w:pPr>
+              <w:spacing w:before="40" w:after="40"/>
+              <w:jc w:val="left"/>
+            </w:pPr>
+            <w:r>
+              <w:rPr>
+                <w:rFonts w:ascii="Adani" w:hAnsi="Adani"/>
+                <w:b w:val="0"/>
+                <w:sz w:val="18"/>
+                <w:u w:val="none"/>
+              </w:rPr>
+              <w:t>NIL</w:t>
+            </w:r>
+          </w:p>
+        </w:tc>
+        <w:tc>
+          <w:tcPr>
+            <w:tcW w:type="dxa" w:w="1247"/>
+            <w:shd w:val="clear" w:color="auto" w:fill="FFFFFF"/>
+            <w:tcBorders>
+              <w:top w:val="single" w:sz="4" w:space="0" w:color="000000"/>
+              <w:left w:val="single" w:sz="4" w:space="0" w:color="000000"/>
+              <w:bottom w:val="single" w:sz="4" w:space="0" w:color="000000"/>
+              <w:right w:val="single" w:sz="4" w:space="0" w:color="000000"/>
+            </w:tcBorders>
+            <w:vAlign w:val="center"/>
+          </w:tcPr>
+          <w:p>
+            <w:pPr>
+              <w:spacing w:before="40" w:after="40"/>
+              <w:jc w:val="left"/>
+            </w:pPr>
+            <w:r>
+              <w:rPr>
+                <w:rFonts w:ascii="Adani" w:hAnsi="Adani"/>
+                <w:b w:val="0"/>
+                <w:sz w:val="18"/>
+                <w:u w:val="none"/>
+              </w:rPr>
+              <w:t>08/02/2024</w:t>
+            </w:r>
+          </w:p>
+        </w:tc>
+      </w:tr>
+      <w:tr>
+        <w:tc>
+          <w:tcPr>
+            <w:tcW w:type="dxa" w:w="680"/>
+            <w:shd w:val="clear" w:color="auto" w:fill="FFFFFF"/>
+            <w:tcBorders>
+              <w:top w:val="single" w:sz="4" w:space="0" w:color="000000"/>
+              <w:left w:val="single" w:sz="4" w:space="0" w:color="000000"/>
+              <w:bottom w:val="single" w:sz="4" w:space="0" w:color="000000"/>
+              <w:right w:val="single" w:sz="4" w:space="0" w:color="000000"/>
+            </w:tcBorders>
+            <w:vAlign w:val="center"/>
+          </w:tcPr>
+          <w:p>
+            <w:pPr>
+              <w:spacing w:before="40" w:after="40"/>
+              <w:jc w:val="left"/>
+            </w:pPr>
+            <w:r>
+              <w:rPr>
+                <w:rFonts w:ascii="Adani" w:hAnsi="Adani"/>
+                <w:b w:val="0"/>
+                <w:sz w:val="18"/>
+                <w:u w:val="none"/>
+              </w:rPr>
+              <w:t>10</w:t>
+            </w:r>
+          </w:p>
+        </w:tc>
+        <w:tc>
+          <w:tcPr>
+            <w:tcW w:type="dxa" w:w="3969"/>
+            <w:shd w:val="clear" w:color="auto" w:fill="FFFFFF"/>
+            <w:tcBorders>
+              <w:top w:val="single" w:sz="4" w:space="0" w:color="000000"/>
+              <w:left w:val="single" w:sz="4" w:space="0" w:color="000000"/>
+              <w:bottom w:val="single" w:sz="4" w:space="0" w:color="000000"/>
+              <w:right w:val="single" w:sz="4" w:space="0" w:color="000000"/>
+            </w:tcBorders>
+            <w:vAlign w:val="center"/>
+          </w:tcPr>
+          <w:p>
+            <w:pPr>
+              <w:spacing w:before="40" w:after="40"/>
+              <w:jc w:val="left"/>
+            </w:pPr>
+            <w:r>
+              <w:rPr>
+                <w:rFonts w:ascii="Adani" w:hAnsi="Adani"/>
+                <w:b w:val="0"/>
+                <w:sz w:val="18"/>
+                <w:u w:val="none"/>
+              </w:rPr>
               <w:t>MANDHATA BUILD ESTATE LIMITED</w:t>
             </w:r>
           </w:p>
@@ -1966,7 +1988,7 @@
                 <w:sz w:val="18"/>
                 <w:u w:val="none"/>
               </w:rPr>
-              <w:t>Date:   07th May, 2026</w:t>
+              <w:t>Date:   15th May, 2026</w:t>
             </w:r>
           </w:p>
         </w:tc>
@@ -2232,174 +2254,441 @@
         <w:t>:</w:t>
       </w:r>
     </w:p>
-    <w:p>
-      <w:pPr>
-        <w:pStyle w:val="ListNumber"/>
-        <w:spacing w:before="0" w:after="40"/>
-        <w:ind w:left="720"/>
-      </w:pPr>
-      <w:r>
-        <w:rPr>
-          <w:rFonts w:ascii="Adani" w:hAnsi="Adani"/>
-          <w:b w:val="0"/>
-          <w:sz w:val="20"/>
-          <w:u w:val="none"/>
-        </w:rPr>
-        <w:t>Father</w:t>
-        <w:tab/>
-        <w:tab/>
-        <w:t>:</w:t>
-        <w:tab/>
-        <w:t>NIL</w:t>
-      </w:r>
-    </w:p>
-    <w:p>
-      <w:pPr>
-        <w:pStyle w:val="ListNumber"/>
-        <w:spacing w:before="0" w:after="40"/>
-        <w:ind w:left="720"/>
-      </w:pPr>
-      <w:r>
-        <w:rPr>
-          <w:rFonts w:ascii="Adani" w:hAnsi="Adani"/>
-          <w:b w:val="0"/>
-          <w:sz w:val="20"/>
-          <w:u w:val="none"/>
-        </w:rPr>
-        <w:t>Mother</w:t>
-        <w:tab/>
-        <w:tab/>
-        <w:t>:</w:t>
-        <w:tab/>
-        <w:t>NIL</w:t>
-      </w:r>
-    </w:p>
-    <w:p>
-      <w:pPr>
-        <w:pStyle w:val="ListNumber"/>
-        <w:spacing w:before="0" w:after="40"/>
-        <w:ind w:left="720"/>
-      </w:pPr>
-      <w:r>
-        <w:rPr>
-          <w:rFonts w:ascii="Adani" w:hAnsi="Adani"/>
-          <w:b w:val="0"/>
-          <w:sz w:val="20"/>
-          <w:u w:val="none"/>
-        </w:rPr>
-        <w:t>Son</w:t>
-        <w:tab/>
-        <w:tab/>
-        <w:t>:</w:t>
-        <w:tab/>
-        <w:t>NIL</w:t>
-      </w:r>
-    </w:p>
-    <w:p>
-      <w:pPr>
-        <w:pStyle w:val="ListNumber"/>
-        <w:spacing w:before="0" w:after="40"/>
-        <w:ind w:left="720"/>
-      </w:pPr>
-      <w:r>
-        <w:rPr>
-          <w:rFonts w:ascii="Adani" w:hAnsi="Adani"/>
-          <w:b w:val="0"/>
-          <w:sz w:val="20"/>
-          <w:u w:val="none"/>
-        </w:rPr>
-        <w:t>Son's Wife</w:t>
-        <w:tab/>
-        <w:tab/>
-        <w:t>:</w:t>
-        <w:tab/>
-        <w:t>NIL</w:t>
-      </w:r>
-    </w:p>
-    <w:p>
-      <w:pPr>
-        <w:pStyle w:val="ListNumber"/>
-        <w:spacing w:before="0" w:after="40"/>
-        <w:ind w:left="720"/>
-      </w:pPr>
-      <w:r>
-        <w:rPr>
-          <w:rFonts w:ascii="Adani" w:hAnsi="Adani"/>
-          <w:b w:val="0"/>
-          <w:sz w:val="20"/>
-          <w:u w:val="none"/>
-        </w:rPr>
-        <w:t>Daughter</w:t>
-        <w:tab/>
-        <w:tab/>
-        <w:t>:</w:t>
-        <w:tab/>
-        <w:t>NIL</w:t>
-      </w:r>
-    </w:p>
-    <w:p>
-      <w:pPr>
-        <w:pStyle w:val="ListNumber"/>
-        <w:spacing w:before="0" w:after="40"/>
-        <w:ind w:left="720"/>
-      </w:pPr>
-      <w:r>
-        <w:rPr>
-          <w:rFonts w:ascii="Adani" w:hAnsi="Adani"/>
-          <w:b w:val="0"/>
-          <w:sz w:val="20"/>
-          <w:u w:val="none"/>
-        </w:rPr>
-        <w:t>Daughter's Husband</w:t>
-        <w:tab/>
-        <w:tab/>
-        <w:t>:</w:t>
-        <w:tab/>
-        <w:t>NIL</w:t>
-      </w:r>
-    </w:p>
-    <w:p>
-      <w:pPr>
-        <w:pStyle w:val="ListNumber"/>
-        <w:spacing w:before="0" w:after="40"/>
-        <w:ind w:left="720"/>
-      </w:pPr>
-      <w:r>
-        <w:rPr>
-          <w:rFonts w:ascii="Adani" w:hAnsi="Adani"/>
-          <w:b w:val="0"/>
-          <w:sz w:val="20"/>
-          <w:u w:val="none"/>
-        </w:rPr>
-        <w:t>Brother</w:t>
-        <w:tab/>
-        <w:tab/>
-        <w:t>:</w:t>
-        <w:tab/>
-        <w:t>NIL</w:t>
-      </w:r>
-    </w:p>
-    <w:p>
-      <w:pPr>
-        <w:pStyle w:val="ListNumber"/>
-        <w:spacing w:before="0" w:after="40"/>
-        <w:ind w:left="720"/>
-      </w:pPr>
-      <w:r>
-        <w:rPr>
-          <w:rFonts w:ascii="Adani" w:hAnsi="Adani"/>
-          <w:b w:val="0"/>
-          <w:sz w:val="20"/>
-          <w:u w:val="none"/>
-        </w:rPr>
-        <w:t>Sister</w:t>
-        <w:tab/>
-        <w:tab/>
-        <w:t>:</w:t>
-        <w:tab/>
-        <w:t>NIL</w:t>
-      </w:r>
-    </w:p>
+    <w:tbl>
+      <w:tblPr>
+        <w:tblW w:type="auto" w:w="0"/>
+        <w:jc w:val="left"/>
+        <w:tblLook w:firstColumn="1" w:firstRow="1" w:lastColumn="0" w:lastRow="0" w:noHBand="0" w:noVBand="1" w:val="04A0"/>
+      </w:tblPr>
+      <w:tblGrid>
+        <w:gridCol w:w="4536"/>
+        <w:gridCol w:w="4536"/>
+      </w:tblGrid>
+      <w:tr>
+        <w:tc>
+          <w:tcPr>
+            <w:tcW w:type="dxa" w:w="4536"/>
+            <w:tcBorders>
+              <w:top w:val="none"/>
+              <w:bottom w:val="none"/>
+              <w:left w:val="none"/>
+              <w:right w:val="none"/>
+            </w:tcBorders>
+          </w:tcPr>
+          <w:p>
+            <w:pPr>
+              <w:ind w:left="720"/>
+            </w:pPr>
+            <w:r>
+              <w:rPr>
+                <w:rFonts w:ascii="Adani" w:hAnsi="Adani"/>
+                <w:b w:val="0"/>
+                <w:sz w:val="20"/>
+                <w:u w:val="none"/>
+              </w:rPr>
+              <w:t>1.</w:t>
+              <w:tab/>
+              <w:t>Father</w:t>
+              <w:tab/>
+              <w:t>:</w:t>
+            </w:r>
+          </w:p>
+        </w:tc>
+        <w:tc>
+          <w:tcPr>
+            <w:tcW w:type="dxa" w:w="4536"/>
+            <w:tcBorders>
+              <w:top w:val="none"/>
+              <w:bottom w:val="none"/>
+              <w:left w:val="none"/>
+              <w:right w:val="none"/>
+            </w:tcBorders>
+          </w:tcPr>
+          <w:p>
+            <w:r>
+              <w:rPr>
+                <w:rFonts w:ascii="Adani" w:hAnsi="Adani"/>
+                <w:b w:val="0"/>
+                <w:sz w:val="20"/>
+                <w:u w:val="none"/>
+              </w:rPr>
+              <w:t>NIL</w:t>
+            </w:r>
+          </w:p>
+        </w:tc>
+      </w:tr>
+      <w:tr>
+        <w:tc>
+          <w:tcPr>
+            <w:tcW w:type="dxa" w:w="4536"/>
+            <w:tcBorders>
+              <w:top w:val="none"/>
+              <w:bottom w:val="none"/>
+              <w:left w:val="none"/>
+              <w:right w:val="none"/>
+            </w:tcBorders>
+          </w:tcPr>
+          <w:p>
+            <w:pPr>
+              <w:ind w:left="720"/>
+            </w:pPr>
+            <w:r>
+              <w:rPr>
+                <w:rFonts w:ascii="Adani" w:hAnsi="Adani"/>
+                <w:b w:val="0"/>
+                <w:sz w:val="20"/>
+                <w:u w:val="none"/>
+              </w:rPr>
+              <w:t>2.</w:t>
+              <w:tab/>
+              <w:t>Mother</w:t>
+              <w:tab/>
+              <w:t>:</w:t>
+            </w:r>
+          </w:p>
+        </w:tc>
+        <w:tc>
+          <w:tcPr>
+            <w:tcW w:type="dxa" w:w="4536"/>
+            <w:tcBorders>
+              <w:top w:val="none"/>
+              <w:bottom w:val="none"/>
+              <w:left w:val="none"/>
+              <w:right w:val="none"/>
+            </w:tcBorders>
+          </w:tcPr>
+          <w:p>
+            <w:r>
+              <w:rPr>
+                <w:rFonts w:ascii="Adani" w:hAnsi="Adani"/>
+                <w:b w:val="0"/>
+                <w:sz w:val="20"/>
+                <w:u w:val="none"/>
+              </w:rPr>
+              <w:t>NIL</w:t>
+            </w:r>
+          </w:p>
+        </w:tc>
+      </w:tr>
+      <w:tr>
+        <w:tc>
+          <w:tcPr>
+            <w:tcW w:type="dxa" w:w="4536"/>
+            <w:tcBorders>
+              <w:top w:val="none"/>
+              <w:bottom w:val="none"/>
+              <w:left w:val="none"/>
+              <w:right w:val="none"/>
+            </w:tcBorders>
+          </w:tcPr>
+          <w:p>
+            <w:pPr>
+              <w:ind w:left="720"/>
+            </w:pPr>
+            <w:r>
+              <w:rPr>
+                <w:rFonts w:ascii="Adani" w:hAnsi="Adani"/>
+                <w:b w:val="0"/>
+                <w:sz w:val="20"/>
+                <w:u w:val="none"/>
+              </w:rPr>
+              <w:t>3.</w:t>
+              <w:tab/>
+              <w:t>Son</w:t>
+              <w:tab/>
+              <w:t>:</w:t>
+            </w:r>
+          </w:p>
+        </w:tc>
+        <w:tc>
+          <w:tcPr>
+            <w:tcW w:type="dxa" w:w="4536"/>
+            <w:tcBorders>
+              <w:top w:val="none"/>
+              <w:bottom w:val="none"/>
+              <w:left w:val="none"/>
+              <w:right w:val="none"/>
+            </w:tcBorders>
+          </w:tcPr>
+          <w:p>
+            <w:r>
+              <w:rPr>
+                <w:rFonts w:ascii="Adani" w:hAnsi="Adani"/>
+                <w:b w:val="0"/>
+                <w:sz w:val="20"/>
+                <w:u w:val="none"/>
+              </w:rPr>
+              <w:t>NIL</w:t>
+            </w:r>
+          </w:p>
+        </w:tc>
+      </w:tr>
+      <w:tr>
+        <w:tc>
+          <w:tcPr>
+            <w:tcW w:type="dxa" w:w="4536"/>
+            <w:tcBorders>
+              <w:top w:val="none"/>
+              <w:bottom w:val="none"/>
+              <w:left w:val="none"/>
+              <w:right w:val="none"/>
+            </w:tcBorders>
+          </w:tcPr>
+          <w:p>
+            <w:pPr>
+              <w:ind w:left="720"/>
+            </w:pPr>
+            <w:r>
+              <w:rPr>
+                <w:rFonts w:ascii="Adani" w:hAnsi="Adani"/>
+                <w:b w:val="0"/>
+                <w:sz w:val="20"/>
+                <w:u w:val="none"/>
+              </w:rPr>
+              <w:t>4.</w:t>
+              <w:tab/>
+              <w:t>Son's Wife</w:t>
+              <w:tab/>
+              <w:t>:</w:t>
+            </w:r>
+          </w:p>
+        </w:tc>
+        <w:tc>
+          <w:tcPr>
+            <w:tcW w:type="dxa" w:w="4536"/>
+            <w:tcBorders>
+              <w:top w:val="none"/>
+              <w:bottom w:val="none"/>
+              <w:left w:val="none"/>
+              <w:right w:val="none"/>
+            </w:tcBorders>
+          </w:tcPr>
+          <w:p>
+            <w:r>
+              <w:rPr>
+                <w:rFonts w:ascii="Adani" w:hAnsi="Adani"/>
+                <w:b w:val="0"/>
+                <w:sz w:val="20"/>
+                <w:u w:val="none"/>
+              </w:rPr>
+              <w:t>NIL</w:t>
+            </w:r>
+          </w:p>
+        </w:tc>
+      </w:tr>
+      <w:tr>
+        <w:tc>
+          <w:tcPr>
+            <w:tcW w:type="dxa" w:w="4536"/>
+            <w:tcBorders>
+              <w:top w:val="none"/>
+              <w:bottom w:val="none"/>
+              <w:left w:val="none"/>
+              <w:right w:val="none"/>
+            </w:tcBorders>
+          </w:tcPr>
+          <w:p>
+            <w:pPr>
+              <w:ind w:left="720"/>
+            </w:pPr>
+            <w:r>
+              <w:rPr>
+                <w:rFonts w:ascii="Adani" w:hAnsi="Adani"/>
+                <w:b w:val="0"/>
+                <w:sz w:val="20"/>
+                <w:u w:val="none"/>
+              </w:rPr>
+              <w:t>5.</w:t>
+              <w:tab/>
+              <w:t>Daughter</w:t>
+              <w:tab/>
+              <w:t>:</w:t>
+            </w:r>
+          </w:p>
+        </w:tc>
+        <w:tc>
+          <w:tcPr>
+            <w:tcW w:type="dxa" w:w="4536"/>
+            <w:tcBorders>
+              <w:top w:val="none"/>
+              <w:bottom w:val="none"/>
+              <w:left w:val="none"/>
+              <w:right w:val="none"/>
+            </w:tcBorders>
+          </w:tcPr>
+          <w:p>
+            <w:r>
+              <w:rPr>
+                <w:rFonts w:ascii="Adani" w:hAnsi="Adani"/>
+                <w:b w:val="0"/>
+                <w:sz w:val="20"/>
+                <w:u w:val="none"/>
+              </w:rPr>
+              <w:t>NIL</w:t>
+            </w:r>
+          </w:p>
+        </w:tc>
+      </w:tr>
+      <w:tr>
+        <w:tc>
+          <w:tcPr>
+            <w:tcW w:type="dxa" w:w="4536"/>
+            <w:tcBorders>
+              <w:top w:val="none"/>
+              <w:bottom w:val="none"/>
+              <w:left w:val="none"/>
+              <w:right w:val="none"/>
+            </w:tcBorders>
+          </w:tcPr>
+          <w:p>
+            <w:pPr>
+              <w:ind w:left="720"/>
+            </w:pPr>
+            <w:r>
+              <w:rPr>
+                <w:rFonts w:ascii="Adani" w:hAnsi="Adani"/>
+                <w:b w:val="0"/>
+                <w:sz w:val="20"/>
+                <w:u w:val="none"/>
+              </w:rPr>
+              <w:t>6.</w:t>
+              <w:tab/>
+              <w:t>Daughter's Husband</w:t>
+              <w:tab/>
+              <w:t>:</w:t>
+            </w:r>
+          </w:p>
+        </w:tc>
+        <w:tc>
+          <w:tcPr>
+            <w:tcW w:type="dxa" w:w="4536"/>
+            <w:tcBorders>
+              <w:top w:val="none"/>
+              <w:bottom w:val="none"/>
+              <w:left w:val="none"/>
+              <w:right w:val="none"/>
+            </w:tcBorders>
+          </w:tcPr>
+          <w:p>
+            <w:r>
+              <w:rPr>
+                <w:rFonts w:ascii="Adani" w:hAnsi="Adani"/>
+                <w:b w:val="0"/>
+                <w:sz w:val="20"/>
+                <w:u w:val="none"/>
+              </w:rPr>
+              <w:t>NIL</w:t>
+            </w:r>
+          </w:p>
+        </w:tc>
+      </w:tr>
+      <w:tr>
+        <w:tc>
+          <w:tcPr>
+            <w:tcW w:type="dxa" w:w="4536"/>
+            <w:tcBorders>
+              <w:top w:val="none"/>
+              <w:bottom w:val="none"/>
+              <w:left w:val="none"/>
+              <w:right w:val="none"/>
+            </w:tcBorders>
+          </w:tcPr>
+          <w:p>
+            <w:pPr>
+              <w:ind w:left="720"/>
+            </w:pPr>
+            <w:r>
+              <w:rPr>
+                <w:rFonts w:ascii="Adani" w:hAnsi="Adani"/>
+                <w:b w:val="0"/>
+                <w:sz w:val="20"/>
+                <w:u w:val="none"/>
+              </w:rPr>
+              <w:t>7.</w:t>
+              <w:tab/>
+              <w:t>Brother</w:t>
+              <w:tab/>
+              <w:t>:</w:t>
+            </w:r>
+          </w:p>
+        </w:tc>
+        <w:tc>
+          <w:tcPr>
+            <w:tcW w:type="dxa" w:w="4536"/>
+            <w:tcBorders>
+              <w:top w:val="none"/>
+              <w:bottom w:val="none"/>
+              <w:left w:val="none"/>
+              <w:right w:val="none"/>
+            </w:tcBorders>
+          </w:tcPr>
+          <w:p>
+            <w:r>
+              <w:rPr>
+                <w:rFonts w:ascii="Adani" w:hAnsi="Adani"/>
+                <w:b w:val="0"/>
+                <w:sz w:val="20"/>
+                <w:u w:val="none"/>
+              </w:rPr>
+              <w:t>NIL</w:t>
+            </w:r>
+          </w:p>
+        </w:tc>
+      </w:tr>
+      <w:tr>
+        <w:tc>
+          <w:tcPr>
+            <w:tcW w:type="dxa" w:w="4536"/>
+            <w:tcBorders>
+              <w:top w:val="none"/>
+              <w:bottom w:val="none"/>
+              <w:left w:val="none"/>
+              <w:right w:val="none"/>
+            </w:tcBorders>
+          </w:tcPr>
+          <w:p>
+            <w:pPr>
+              <w:ind w:left="720"/>
+            </w:pPr>
+            <w:r>
+              <w:rPr>
+                <w:rFonts w:ascii="Adani" w:hAnsi="Adani"/>
+                <w:b w:val="0"/>
+                <w:sz w:val="20"/>
+                <w:u w:val="none"/>
+              </w:rPr>
+              <w:t>8.</w:t>
+              <w:tab/>
+              <w:t>Sister</w:t>
+              <w:tab/>
+              <w:t>:</w:t>
+            </w:r>
+          </w:p>
+        </w:tc>
+        <w:tc>
+          <w:tcPr>
+            <w:tcW w:type="dxa" w:w="4536"/>
+            <w:tcBorders>
+              <w:top w:val="none"/>
+              <w:bottom w:val="none"/>
+              <w:left w:val="none"/>
+              <w:right w:val="none"/>
+            </w:tcBorders>
+          </w:tcPr>
+          <w:p>
+            <w:r>
+              <w:rPr>
+                <w:rFonts w:ascii="Adani" w:hAnsi="Adani"/>
+                <w:b w:val="0"/>
+                <w:sz w:val="20"/>
+                <w:u w:val="none"/>
+              </w:rPr>
+              <w:t>NIL</w:t>
+            </w:r>
+          </w:p>
+        </w:tc>
+      </w:tr>
+    </w:tbl>
     <w:p/>
     <w:p>
       <w:pPr>
@@ -2736,7 +3025,7 @@
                 <w:sz w:val="18"/>
                 <w:u w:val="none"/>
               </w:rPr>
-              <w:t>Date:   07th May, 2026</w:t>
+              <w:t>Date:   15th May, 2026</w:t>
             </w:r>
           </w:p>
         </w:tc>
@@ -2897,7 +3186,7 @@
           <w:sz w:val="20"/>
           <w:u w:val="none"/>
         </w:rPr>
-        <w:t>07th May, 2026</w:t>
+        <w:t>15th May, 2026</w:t>
       </w:r>
     </w:p>
     <w:p>
@@ -2957,21 +3246,6 @@
           <w:sz w:val="20"/>
           <w:u w:val="none"/>
         </w:rPr>
-        <w:t>VMM DEVELOPERS PRIVATE LIMITED</w:t>
-      </w:r>
-    </w:p>
-    <w:p>
-      <w:pPr>
-        <w:spacing w:before="0" w:after="20"/>
-        <w:jc w:val="left"/>
-      </w:pPr>
-      <w:r>
-        <w:rPr>
-          <w:rFonts w:ascii="Adani" w:hAnsi="Adani"/>
-          <w:b/>
-          <w:sz w:val="20"/>
-          <w:u w:val="none"/>
-        </w:rPr>
         <w:t>AY BUILDWELL PRIVATE LIMITED</w:t>
       </w:r>
     </w:p>
@@ -2988,6 +3262,21 @@
           <w:u w:val="none"/>
         </w:rPr>
         <w:t>YYA REALTORS AND DEVELOPERS PRIVATE LIMITED</w:t>
+      </w:r>
+    </w:p>
+    <w:p>
+      <w:pPr>
+        <w:spacing w:before="0" w:after="20"/>
+        <w:jc w:val="left"/>
+      </w:pPr>
+      <w:r>
+        <w:rPr>
+          <w:rFonts w:ascii="Adani" w:hAnsi="Adani"/>
+          <w:b/>
+          <w:sz w:val="20"/>
+          <w:u w:val="none"/>
+        </w:rPr>
+        <w:t>VMM DEVELOPERS PRIVATE LIMITED</w:t>
       </w:r>
     </w:p>
     <w:p>
@@ -3048,6 +3337,21 @@
           <w:u w:val="none"/>
         </w:rPr>
         <w:t>UDANVAT LEASING IFSC LIMITED</w:t>
+      </w:r>
+    </w:p>
+    <w:p>
+      <w:pPr>
+        <w:spacing w:before="0" w:after="20"/>
+        <w:jc w:val="left"/>
+      </w:pPr>
+      <w:r>
+        <w:rPr>
+          <w:rFonts w:ascii="Adani" w:hAnsi="Adani"/>
+          <w:b/>
+          <w:sz w:val="20"/>
+          <w:u w:val="none"/>
+        </w:rPr>
+        <w:t>POSEIDON LEASING IFSC LIMITED</w:t>
       </w:r>
     </w:p>
     <w:p>
@@ -3124,6 +3428,21 @@
           <w:u w:val="none"/>
         </w:rPr>
         <w:t>UDANVAT LEASING IFSC LIMITED</w:t>
+      </w:r>
+    </w:p>
+    <w:p>
+      <w:pPr>
+        <w:spacing w:before="0" w:after="20"/>
+        <w:jc w:val="left"/>
+      </w:pPr>
+      <w:r>
+        <w:rPr>
+          <w:rFonts w:ascii="Adani" w:hAnsi="Adani"/>
+          <w:b w:val="0"/>
+          <w:sz w:val="20"/>
+          <w:u w:val="none"/>
+        </w:rPr>
+        <w:t>POSEIDON LEASING IFSC LIMITED</w:t>
       </w:r>
     </w:p>
     <w:p>
@@ -3218,21 +3537,6 @@
           <w:sz w:val="20"/>
           <w:u w:val="none"/>
         </w:rPr>
-        <w:t>VMM DEVELOPERS PRIVATE LIMITED</w:t>
-      </w:r>
-    </w:p>
-    <w:p>
-      <w:pPr>
-        <w:spacing w:before="0" w:after="20"/>
-        <w:jc w:val="left"/>
-      </w:pPr>
-      <w:r>
-        <w:rPr>
-          <w:rFonts w:ascii="Adani" w:hAnsi="Adani"/>
-          <w:b w:val="0"/>
-          <w:sz w:val="20"/>
-          <w:u w:val="none"/>
-        </w:rPr>
         <w:t>AY BUILDWELL PRIVATE LIMITED</w:t>
       </w:r>
     </w:p>
@@ -3249,6 +3553,21 @@
           <w:u w:val="none"/>
         </w:rPr>
         <w:t>YYA REALTORS AND DEVELOPERS PRIVATE LIMITED</w:t>
+      </w:r>
+    </w:p>
+    <w:p>
+      <w:pPr>
+        <w:spacing w:before="0" w:after="20"/>
+        <w:jc w:val="left"/>
+      </w:pPr>
+      <w:r>
+        <w:rPr>
+          <w:rFonts w:ascii="Adani" w:hAnsi="Adani"/>
+          <w:b w:val="0"/>
+          <w:sz w:val="20"/>
+          <w:u w:val="none"/>
+        </w:rPr>
+        <w:t>VMM DEVELOPERS PRIVATE LIMITED</w:t>
       </w:r>
     </w:p>
     <w:p>
@@ -4051,7 +4370,7 @@
                 <w:sz w:val="18"/>
                 <w:u w:val="none"/>
               </w:rPr>
-              <w:t>9</w:t>
+              <w:t>10</w:t>
             </w:r>
           </w:p>
         </w:tc>
@@ -4338,120 +4657,6 @@
                 <w:sz w:val="18"/>
                 <w:u w:val="none"/>
               </w:rPr>
-              <w:t>U45201HR2010PTC040288</w:t>
-            </w:r>
-          </w:p>
-        </w:tc>
-        <w:tc>
-          <w:tcPr>
-            <w:tcW w:type="dxa" w:w="4252"/>
-            <w:shd w:val="clear" w:color="auto" w:fill="FFFFFF"/>
-            <w:tcBorders>
-              <w:top w:val="single" w:sz="4" w:space="0" w:color="000000"/>
-              <w:left w:val="single" w:sz="4" w:space="0" w:color="000000"/>
-              <w:bottom w:val="single" w:sz="4" w:space="0" w:color="000000"/>
-              <w:right w:val="single" w:sz="4" w:space="0" w:color="000000"/>
-            </w:tcBorders>
-            <w:vAlign w:val="center"/>
-          </w:tcPr>
-          <w:p>
-            <w:pPr>
-              <w:spacing w:before="40" w:after="40"/>
-              <w:jc w:val="left"/>
-            </w:pPr>
-            <w:r>
-              <w:rPr>
-                <w:rFonts w:ascii="Adani" w:hAnsi="Adani"/>
-                <w:b w:val="0"/>
-                <w:sz w:val="18"/>
-                <w:u w:val="none"/>
-              </w:rPr>
-              <w:t>VMM DEVELOPERS PRIVATE LIMITED</w:t>
-            </w:r>
-          </w:p>
-        </w:tc>
-        <w:tc>
-          <w:tcPr>
-            <w:tcW w:type="dxa" w:w="1587"/>
-            <w:shd w:val="clear" w:color="auto" w:fill="FFFFFF"/>
-            <w:tcBorders>
-              <w:top w:val="single" w:sz="4" w:space="0" w:color="000000"/>
-              <w:left w:val="single" w:sz="4" w:space="0" w:color="000000"/>
-              <w:bottom w:val="single" w:sz="4" w:space="0" w:color="000000"/>
-              <w:right w:val="single" w:sz="4" w:space="0" w:color="000000"/>
-            </w:tcBorders>
-            <w:vAlign w:val="center"/>
-          </w:tcPr>
-          <w:p>
-            <w:pPr>
-              <w:spacing w:before="40" w:after="40"/>
-              <w:jc w:val="left"/>
-            </w:pPr>
-            <w:r>
-              <w:rPr>
-                <w:rFonts w:ascii="Adani" w:hAnsi="Adani"/>
-                <w:b w:val="0"/>
-                <w:sz w:val="18"/>
-                <w:u w:val="none"/>
-              </w:rPr>
-              <w:t>Director</w:t>
-            </w:r>
-          </w:p>
-        </w:tc>
-        <w:tc>
-          <w:tcPr>
-            <w:tcW w:type="dxa" w:w="1304"/>
-            <w:shd w:val="clear" w:color="auto" w:fill="FFFFFF"/>
-            <w:tcBorders>
-              <w:top w:val="single" w:sz="4" w:space="0" w:color="000000"/>
-              <w:left w:val="single" w:sz="4" w:space="0" w:color="000000"/>
-              <w:bottom w:val="single" w:sz="4" w:space="0" w:color="000000"/>
-              <w:right w:val="single" w:sz="4" w:space="0" w:color="000000"/>
-            </w:tcBorders>
-            <w:vAlign w:val="center"/>
-          </w:tcPr>
-          <w:p>
-            <w:pPr>
-              <w:spacing w:before="40" w:after="40"/>
-              <w:jc w:val="left"/>
-            </w:pPr>
-            <w:r>
-              <w:rPr>
-                <w:rFonts w:ascii="Adani" w:hAnsi="Adani"/>
-                <w:b w:val="0"/>
-                <w:sz w:val="18"/>
-                <w:u w:val="none"/>
-              </w:rPr>
-              <w:t>30/09/2024</w:t>
-            </w:r>
-          </w:p>
-        </w:tc>
-      </w:tr>
-      <w:tr>
-        <w:tc>
-          <w:tcPr>
-            <w:tcW w:type="dxa" w:w="2268"/>
-            <w:shd w:val="clear" w:color="auto" w:fill="FFFFFF"/>
-            <w:tcBorders>
-              <w:top w:val="single" w:sz="4" w:space="0" w:color="000000"/>
-              <w:left w:val="single" w:sz="4" w:space="0" w:color="000000"/>
-              <w:bottom w:val="single" w:sz="4" w:space="0" w:color="000000"/>
-              <w:right w:val="single" w:sz="4" w:space="0" w:color="000000"/>
-            </w:tcBorders>
-            <w:vAlign w:val="center"/>
-          </w:tcPr>
-          <w:p>
-            <w:pPr>
-              <w:spacing w:before="40" w:after="40"/>
-              <w:jc w:val="left"/>
-            </w:pPr>
-            <w:r>
-              <w:rPr>
-                <w:rFonts w:ascii="Adani" w:hAnsi="Adani"/>
-                <w:b w:val="0"/>
-                <w:sz w:val="18"/>
-                <w:u w:val="none"/>
-              </w:rPr>
               <w:t>U70101HR2010PTC040367</w:t>
             </w:r>
           </w:p>
@@ -4595,6 +4800,120 @@
                 <w:u w:val="none"/>
               </w:rPr>
               <w:t>YYA REALTORS AND DEVELOPERS PRIVATE LIMITED</w:t>
+            </w:r>
+          </w:p>
+        </w:tc>
+        <w:tc>
+          <w:tcPr>
+            <w:tcW w:type="dxa" w:w="1587"/>
+            <w:shd w:val="clear" w:color="auto" w:fill="FFFFFF"/>
+            <w:tcBorders>
+              <w:top w:val="single" w:sz="4" w:space="0" w:color="000000"/>
+              <w:left w:val="single" w:sz="4" w:space="0" w:color="000000"/>
+              <w:bottom w:val="single" w:sz="4" w:space="0" w:color="000000"/>
+              <w:right w:val="single" w:sz="4" w:space="0" w:color="000000"/>
+            </w:tcBorders>
+            <w:vAlign w:val="center"/>
+          </w:tcPr>
+          <w:p>
+            <w:pPr>
+              <w:spacing w:before="40" w:after="40"/>
+              <w:jc w:val="left"/>
+            </w:pPr>
+            <w:r>
+              <w:rPr>
+                <w:rFonts w:ascii="Adani" w:hAnsi="Adani"/>
+                <w:b w:val="0"/>
+                <w:sz w:val="18"/>
+                <w:u w:val="none"/>
+              </w:rPr>
+              <w:t>Director</w:t>
+            </w:r>
+          </w:p>
+        </w:tc>
+        <w:tc>
+          <w:tcPr>
+            <w:tcW w:type="dxa" w:w="1304"/>
+            <w:shd w:val="clear" w:color="auto" w:fill="FFFFFF"/>
+            <w:tcBorders>
+              <w:top w:val="single" w:sz="4" w:space="0" w:color="000000"/>
+              <w:left w:val="single" w:sz="4" w:space="0" w:color="000000"/>
+              <w:bottom w:val="single" w:sz="4" w:space="0" w:color="000000"/>
+              <w:right w:val="single" w:sz="4" w:space="0" w:color="000000"/>
+            </w:tcBorders>
+            <w:vAlign w:val="center"/>
+          </w:tcPr>
+          <w:p>
+            <w:pPr>
+              <w:spacing w:before="40" w:after="40"/>
+              <w:jc w:val="left"/>
+            </w:pPr>
+            <w:r>
+              <w:rPr>
+                <w:rFonts w:ascii="Adani" w:hAnsi="Adani"/>
+                <w:b w:val="0"/>
+                <w:sz w:val="18"/>
+                <w:u w:val="none"/>
+              </w:rPr>
+              <w:t>30/09/2024</w:t>
+            </w:r>
+          </w:p>
+        </w:tc>
+      </w:tr>
+      <w:tr>
+        <w:tc>
+          <w:tcPr>
+            <w:tcW w:type="dxa" w:w="2268"/>
+            <w:shd w:val="clear" w:color="auto" w:fill="FFFFFF"/>
+            <w:tcBorders>
+              <w:top w:val="single" w:sz="4" w:space="0" w:color="000000"/>
+              <w:left w:val="single" w:sz="4" w:space="0" w:color="000000"/>
+              <w:bottom w:val="single" w:sz="4" w:space="0" w:color="000000"/>
+              <w:right w:val="single" w:sz="4" w:space="0" w:color="000000"/>
+            </w:tcBorders>
+            <w:vAlign w:val="center"/>
+          </w:tcPr>
+          <w:p>
+            <w:pPr>
+              <w:spacing w:before="40" w:after="40"/>
+              <w:jc w:val="left"/>
+            </w:pPr>
+            <w:r>
+              <w:rPr>
+                <w:rFonts w:ascii="Adani" w:hAnsi="Adani"/>
+                <w:b w:val="0"/>
+                <w:sz w:val="18"/>
+                <w:u w:val="none"/>
+              </w:rPr>
+              <w:t>U45201HR2010PTC040288</w:t>
+            </w:r>
+          </w:p>
+        </w:tc>
+        <w:tc>
+          <w:tcPr>
+            <w:tcW w:type="dxa" w:w="4252"/>
+            <w:shd w:val="clear" w:color="auto" w:fill="FFFFFF"/>
+            <w:tcBorders>
+              <w:top w:val="single" w:sz="4" w:space="0" w:color="000000"/>
+              <w:left w:val="single" w:sz="4" w:space="0" w:color="000000"/>
+              <w:bottom w:val="single" w:sz="4" w:space="0" w:color="000000"/>
+              <w:right w:val="single" w:sz="4" w:space="0" w:color="000000"/>
+            </w:tcBorders>
+            <w:vAlign w:val="center"/>
+          </w:tcPr>
+          <w:p>
+            <w:pPr>
+              <w:spacing w:before="40" w:after="40"/>
+              <w:jc w:val="left"/>
+            </w:pPr>
+            <w:r>
+              <w:rPr>
+                <w:rFonts w:ascii="Adani" w:hAnsi="Adani"/>
+                <w:b w:val="0"/>
+                <w:sz w:val="18"/>
+                <w:u w:val="none"/>
+              </w:rPr>
+              <w:t>VMM DEVELOPERS PRIVATE LIMITED</w:t>
             </w:r>
           </w:p>
         </w:tc>
@@ -5136,6 +5455,120 @@
                 <w:sz w:val="18"/>
                 <w:u w:val="none"/>
               </w:rPr>
+              <w:t>U66190GJ2024PLC148434</w:t>
+            </w:r>
+          </w:p>
+        </w:tc>
+        <w:tc>
+          <w:tcPr>
+            <w:tcW w:type="dxa" w:w="4252"/>
+            <w:shd w:val="clear" w:color="auto" w:fill="FFFFFF"/>
+            <w:tcBorders>
+              <w:top w:val="single" w:sz="4" w:space="0" w:color="000000"/>
+              <w:left w:val="single" w:sz="4" w:space="0" w:color="000000"/>
+              <w:bottom w:val="single" w:sz="4" w:space="0" w:color="000000"/>
+              <w:right w:val="single" w:sz="4" w:space="0" w:color="000000"/>
+            </w:tcBorders>
+            <w:vAlign w:val="center"/>
+          </w:tcPr>
+          <w:p>
+            <w:pPr>
+              <w:spacing w:before="40" w:after="40"/>
+              <w:jc w:val="left"/>
+            </w:pPr>
+            <w:r>
+              <w:rPr>
+                <w:rFonts w:ascii="Adani" w:hAnsi="Adani"/>
+                <w:b w:val="0"/>
+                <w:sz w:val="18"/>
+                <w:u w:val="none"/>
+              </w:rPr>
+              <w:t>POSEIDON LEASING IFSC LIMITED</w:t>
+            </w:r>
+          </w:p>
+        </w:tc>
+        <w:tc>
+          <w:tcPr>
+            <w:tcW w:type="dxa" w:w="1587"/>
+            <w:shd w:val="clear" w:color="auto" w:fill="FFFFFF"/>
+            <w:tcBorders>
+              <w:top w:val="single" w:sz="4" w:space="0" w:color="000000"/>
+              <w:left w:val="single" w:sz="4" w:space="0" w:color="000000"/>
+              <w:bottom w:val="single" w:sz="4" w:space="0" w:color="000000"/>
+              <w:right w:val="single" w:sz="4" w:space="0" w:color="000000"/>
+            </w:tcBorders>
+            <w:vAlign w:val="center"/>
+          </w:tcPr>
+          <w:p>
+            <w:pPr>
+              <w:spacing w:before="40" w:after="40"/>
+              <w:jc w:val="left"/>
+            </w:pPr>
+            <w:r>
+              <w:rPr>
+                <w:rFonts w:ascii="Adani" w:hAnsi="Adani"/>
+                <w:b w:val="0"/>
+                <w:sz w:val="18"/>
+                <w:u w:val="none"/>
+              </w:rPr>
+              <w:t>Director</w:t>
+            </w:r>
+          </w:p>
+        </w:tc>
+        <w:tc>
+          <w:tcPr>
+            <w:tcW w:type="dxa" w:w="1304"/>
+            <w:shd w:val="clear" w:color="auto" w:fill="FFFFFF"/>
+            <w:tcBorders>
+              <w:top w:val="single" w:sz="4" w:space="0" w:color="000000"/>
+              <w:left w:val="single" w:sz="4" w:space="0" w:color="000000"/>
+              <w:bottom w:val="single" w:sz="4" w:space="0" w:color="000000"/>
+              <w:right w:val="single" w:sz="4" w:space="0" w:color="000000"/>
+            </w:tcBorders>
+            <w:vAlign w:val="center"/>
+          </w:tcPr>
+          <w:p>
+            <w:pPr>
+              <w:spacing w:before="40" w:after="40"/>
+              <w:jc w:val="left"/>
+            </w:pPr>
+            <w:r>
+              <w:rPr>
+                <w:rFonts w:ascii="Adani" w:hAnsi="Adani"/>
+                <w:b w:val="0"/>
+                <w:sz w:val="18"/>
+                <w:u w:val="none"/>
+              </w:rPr>
+              <w:t>08/02/2024</w:t>
+            </w:r>
+          </w:p>
+        </w:tc>
+      </w:tr>
+      <w:tr>
+        <w:tc>
+          <w:tcPr>
+            <w:tcW w:type="dxa" w:w="2268"/>
+            <w:shd w:val="clear" w:color="auto" w:fill="FFFFFF"/>
+            <w:tcBorders>
+              <w:top w:val="single" w:sz="4" w:space="0" w:color="000000"/>
+              <w:left w:val="single" w:sz="4" w:space="0" w:color="000000"/>
+              <w:bottom w:val="single" w:sz="4" w:space="0" w:color="000000"/>
+              <w:right w:val="single" w:sz="4" w:space="0" w:color="000000"/>
+            </w:tcBorders>
+            <w:vAlign w:val="center"/>
+          </w:tcPr>
+          <w:p>
+            <w:pPr>
+              <w:spacing w:before="40" w:after="40"/>
+              <w:jc w:val="left"/>
+            </w:pPr>
+            <w:r>
+              <w:rPr>
+                <w:rFonts w:ascii="Adani" w:hAnsi="Adani"/>
+                <w:b w:val="0"/>
+                <w:sz w:val="18"/>
+                <w:u w:val="none"/>
+              </w:rPr>
               <w:t>U74110GJ2019PLC110836</w:t>
             </w:r>
           </w:p>

--- a/Backend/Director_Disclosure/Output_Disclosures/2024-25/YYA_REALTORS_AND_DEVELOPERS_PRIVATE_LIMITED/MBP-1/MBP1_JATIN_CHANDRAKANT_RAVAL_10293078.docx
+++ b/Backend/Director_Disclosure/Output_Disclosures/2024-25/YYA_REALTORS_AND_DEVELOPERS_PRIVATE_LIMITED/MBP-1/MBP1_JATIN_CHANDRAKANT_RAVAL_10293078.docx
@@ -1988,7 +1988,7 @@
                 <w:sz w:val="18"/>
                 <w:u w:val="none"/>
               </w:rPr>
-              <w:t>Date:   15th May, 2026</w:t>
+              <w:t>Date:   27th May, 2026</w:t>
             </w:r>
           </w:p>
         </w:tc>
@@ -3025,7 +3025,7 @@
                 <w:sz w:val="18"/>
                 <w:u w:val="none"/>
               </w:rPr>
-              <w:t>Date:   15th May, 2026</w:t>
+              <w:t>Date:   27th May, 2026</w:t>
             </w:r>
           </w:p>
         </w:tc>
@@ -3186,7 +3186,7 @@
           <w:sz w:val="20"/>
           <w:u w:val="none"/>
         </w:rPr>
-        <w:t>15th May, 2026</w:t>
+        <w:t>27th May, 2026</w:t>
       </w:r>
     </w:p>
     <w:p>

--- a/Backend/Director_Disclosure/Output_Disclosures/2024-25/YYA_REALTORS_AND_DEVELOPERS_PRIVATE_LIMITED/MBP-1/MBP1_JATIN_CHANDRAKANT_RAVAL_10293078.docx
+++ b/Backend/Director_Disclosure/Output_Disclosures/2024-25/YYA_REALTORS_AND_DEVELOPERS_PRIVATE_LIMITED/MBP-1/MBP1_JATIN_CHANDRAKANT_RAVAL_10293078.docx
@@ -531,7 +531,7 @@
                 <w:sz w:val="18"/>
                 <w:u w:val="none"/>
               </w:rPr>
-              <w:t>AY BUILDWELL PRIVATE LIMITED</w:t>
+              <w:t>VMM DEVELOPERS PRIVATE LIMITED</w:t>
             </w:r>
           </w:p>
         </w:tc>
@@ -815,7 +815,7 @@
                 <w:sz w:val="18"/>
                 <w:u w:val="none"/>
               </w:rPr>
-              <w:t>VMM DEVELOPERS PRIVATE LIMITED</w:t>
+              <w:t>AY BUILDWELL PRIVATE LIMITED</w:t>
             </w:r>
           </w:p>
         </w:tc>
@@ -957,7 +957,7 @@
                 <w:sz w:val="18"/>
                 <w:u w:val="none"/>
               </w:rPr>
-              <w:t>NABHGANGA ENTERPRISES PRIVATE LIMITED</w:t>
+              <w:t>UDANVAT LEASING IFSC LIMITED</w:t>
             </w:r>
           </w:p>
         </w:tc>
@@ -1041,7 +1041,7 @@
                 <w:sz w:val="18"/>
                 <w:u w:val="none"/>
               </w:rPr>
-              <w:t>19/06/2024</w:t>
+              <w:t>20/06/2024</w:t>
             </w:r>
           </w:p>
         </w:tc>
@@ -1241,6 +1241,148 @@
                 <w:sz w:val="18"/>
                 <w:u w:val="none"/>
               </w:rPr>
+              <w:t>NABHGANGA ENTERPRISES PRIVATE LIMITED</w:t>
+            </w:r>
+          </w:p>
+        </w:tc>
+        <w:tc>
+          <w:tcPr>
+            <w:tcW w:type="dxa" w:w="1814"/>
+            <w:shd w:val="clear" w:color="auto" w:fill="FFFFFF"/>
+            <w:tcBorders>
+              <w:top w:val="single" w:sz="4" w:space="0" w:color="000000"/>
+              <w:left w:val="single" w:sz="4" w:space="0" w:color="000000"/>
+              <w:bottom w:val="single" w:sz="4" w:space="0" w:color="000000"/>
+              <w:right w:val="single" w:sz="4" w:space="0" w:color="000000"/>
+            </w:tcBorders>
+            <w:vAlign w:val="center"/>
+          </w:tcPr>
+          <w:p>
+            <w:pPr>
+              <w:spacing w:before="40" w:after="40"/>
+              <w:jc w:val="left"/>
+            </w:pPr>
+            <w:r>
+              <w:rPr>
+                <w:rFonts w:ascii="Adani" w:hAnsi="Adani"/>
+                <w:b w:val="0"/>
+                <w:sz w:val="18"/>
+                <w:u w:val="none"/>
+              </w:rPr>
+              <w:t>Director</w:t>
+            </w:r>
+          </w:p>
+        </w:tc>
+        <w:tc>
+          <w:tcPr>
+            <w:tcW w:type="dxa" w:w="1020"/>
+            <w:shd w:val="clear" w:color="auto" w:fill="FFFFFF"/>
+            <w:tcBorders>
+              <w:top w:val="single" w:sz="4" w:space="0" w:color="000000"/>
+              <w:left w:val="single" w:sz="4" w:space="0" w:color="000000"/>
+              <w:bottom w:val="single" w:sz="4" w:space="0" w:color="000000"/>
+              <w:right w:val="single" w:sz="4" w:space="0" w:color="000000"/>
+            </w:tcBorders>
+            <w:vAlign w:val="center"/>
+          </w:tcPr>
+          <w:p>
+            <w:pPr>
+              <w:spacing w:before="40" w:after="40"/>
+              <w:jc w:val="left"/>
+            </w:pPr>
+            <w:r>
+              <w:rPr>
+                <w:rFonts w:ascii="Adani" w:hAnsi="Adani"/>
+                <w:b w:val="0"/>
+                <w:sz w:val="18"/>
+                <w:u w:val="none"/>
+              </w:rPr>
+              <w:t>NIL</w:t>
+            </w:r>
+          </w:p>
+        </w:tc>
+        <w:tc>
+          <w:tcPr>
+            <w:tcW w:type="dxa" w:w="1247"/>
+            <w:shd w:val="clear" w:color="auto" w:fill="FFFFFF"/>
+            <w:tcBorders>
+              <w:top w:val="single" w:sz="4" w:space="0" w:color="000000"/>
+              <w:left w:val="single" w:sz="4" w:space="0" w:color="000000"/>
+              <w:bottom w:val="single" w:sz="4" w:space="0" w:color="000000"/>
+              <w:right w:val="single" w:sz="4" w:space="0" w:color="000000"/>
+            </w:tcBorders>
+            <w:vAlign w:val="center"/>
+          </w:tcPr>
+          <w:p>
+            <w:pPr>
+              <w:spacing w:before="40" w:after="40"/>
+              <w:jc w:val="left"/>
+            </w:pPr>
+            <w:r>
+              <w:rPr>
+                <w:rFonts w:ascii="Adani" w:hAnsi="Adani"/>
+                <w:b w:val="0"/>
+                <w:sz w:val="18"/>
+                <w:u w:val="none"/>
+              </w:rPr>
+              <w:t>19/06/2024</w:t>
+            </w:r>
+          </w:p>
+        </w:tc>
+      </w:tr>
+      <w:tr>
+        <w:tc>
+          <w:tcPr>
+            <w:tcW w:type="dxa" w:w="680"/>
+            <w:shd w:val="clear" w:color="auto" w:fill="FFFFFF"/>
+            <w:tcBorders>
+              <w:top w:val="single" w:sz="4" w:space="0" w:color="000000"/>
+              <w:left w:val="single" w:sz="4" w:space="0" w:color="000000"/>
+              <w:bottom w:val="single" w:sz="4" w:space="0" w:color="000000"/>
+              <w:right w:val="single" w:sz="4" w:space="0" w:color="000000"/>
+            </w:tcBorders>
+            <w:vAlign w:val="center"/>
+          </w:tcPr>
+          <w:p>
+            <w:pPr>
+              <w:spacing w:before="40" w:after="40"/>
+              <w:jc w:val="left"/>
+            </w:pPr>
+            <w:r>
+              <w:rPr>
+                <w:rFonts w:ascii="Adani" w:hAnsi="Adani"/>
+                <w:b w:val="0"/>
+                <w:sz w:val="18"/>
+                <w:u w:val="none"/>
+              </w:rPr>
+              <w:t>8</w:t>
+            </w:r>
+          </w:p>
+        </w:tc>
+        <w:tc>
+          <w:tcPr>
+            <w:tcW w:type="dxa" w:w="3969"/>
+            <w:shd w:val="clear" w:color="auto" w:fill="FFFFFF"/>
+            <w:tcBorders>
+              <w:top w:val="single" w:sz="4" w:space="0" w:color="000000"/>
+              <w:left w:val="single" w:sz="4" w:space="0" w:color="000000"/>
+              <w:bottom w:val="single" w:sz="4" w:space="0" w:color="000000"/>
+              <w:right w:val="single" w:sz="4" w:space="0" w:color="000000"/>
+            </w:tcBorders>
+            <w:vAlign w:val="center"/>
+          </w:tcPr>
+          <w:p>
+            <w:pPr>
+              <w:spacing w:before="40" w:after="40"/>
+              <w:jc w:val="left"/>
+            </w:pPr>
+            <w:r>
+              <w:rPr>
+                <w:rFonts w:ascii="Adani" w:hAnsi="Adani"/>
+                <w:b w:val="0"/>
+                <w:sz w:val="18"/>
+                <w:u w:val="none"/>
+              </w:rPr>
               <w:t>ADANI PORTS TECHNOLOGIES PRIVATE LIMITED</w:t>
             </w:r>
           </w:p>
@@ -1355,148 +1497,6 @@
                 <w:sz w:val="18"/>
                 <w:u w:val="none"/>
               </w:rPr>
-              <w:t>8</w:t>
-            </w:r>
-          </w:p>
-        </w:tc>
-        <w:tc>
-          <w:tcPr>
-            <w:tcW w:type="dxa" w:w="3969"/>
-            <w:shd w:val="clear" w:color="auto" w:fill="FFFFFF"/>
-            <w:tcBorders>
-              <w:top w:val="single" w:sz="4" w:space="0" w:color="000000"/>
-              <w:left w:val="single" w:sz="4" w:space="0" w:color="000000"/>
-              <w:bottom w:val="single" w:sz="4" w:space="0" w:color="000000"/>
-              <w:right w:val="single" w:sz="4" w:space="0" w:color="000000"/>
-            </w:tcBorders>
-            <w:vAlign w:val="center"/>
-          </w:tcPr>
-          <w:p>
-            <w:pPr>
-              <w:spacing w:before="40" w:after="40"/>
-              <w:jc w:val="left"/>
-            </w:pPr>
-            <w:r>
-              <w:rPr>
-                <w:rFonts w:ascii="Adani" w:hAnsi="Adani"/>
-                <w:b w:val="0"/>
-                <w:sz w:val="18"/>
-                <w:u w:val="none"/>
-              </w:rPr>
-              <w:t>UDANVAT LEASING IFSC LIMITED</w:t>
-            </w:r>
-          </w:p>
-        </w:tc>
-        <w:tc>
-          <w:tcPr>
-            <w:tcW w:type="dxa" w:w="1814"/>
-            <w:shd w:val="clear" w:color="auto" w:fill="FFFFFF"/>
-            <w:tcBorders>
-              <w:top w:val="single" w:sz="4" w:space="0" w:color="000000"/>
-              <w:left w:val="single" w:sz="4" w:space="0" w:color="000000"/>
-              <w:bottom w:val="single" w:sz="4" w:space="0" w:color="000000"/>
-              <w:right w:val="single" w:sz="4" w:space="0" w:color="000000"/>
-            </w:tcBorders>
-            <w:vAlign w:val="center"/>
-          </w:tcPr>
-          <w:p>
-            <w:pPr>
-              <w:spacing w:before="40" w:after="40"/>
-              <w:jc w:val="left"/>
-            </w:pPr>
-            <w:r>
-              <w:rPr>
-                <w:rFonts w:ascii="Adani" w:hAnsi="Adani"/>
-                <w:b w:val="0"/>
-                <w:sz w:val="18"/>
-                <w:u w:val="none"/>
-              </w:rPr>
-              <w:t>Additional Director</w:t>
-            </w:r>
-          </w:p>
-        </w:tc>
-        <w:tc>
-          <w:tcPr>
-            <w:tcW w:type="dxa" w:w="1020"/>
-            <w:shd w:val="clear" w:color="auto" w:fill="FFFFFF"/>
-            <w:tcBorders>
-              <w:top w:val="single" w:sz="4" w:space="0" w:color="000000"/>
-              <w:left w:val="single" w:sz="4" w:space="0" w:color="000000"/>
-              <w:bottom w:val="single" w:sz="4" w:space="0" w:color="000000"/>
-              <w:right w:val="single" w:sz="4" w:space="0" w:color="000000"/>
-            </w:tcBorders>
-            <w:vAlign w:val="center"/>
-          </w:tcPr>
-          <w:p>
-            <w:pPr>
-              <w:spacing w:before="40" w:after="40"/>
-              <w:jc w:val="left"/>
-            </w:pPr>
-            <w:r>
-              <w:rPr>
-                <w:rFonts w:ascii="Adani" w:hAnsi="Adani"/>
-                <w:b w:val="0"/>
-                <w:sz w:val="18"/>
-                <w:u w:val="none"/>
-              </w:rPr>
-              <w:t>NIL</w:t>
-            </w:r>
-          </w:p>
-        </w:tc>
-        <w:tc>
-          <w:tcPr>
-            <w:tcW w:type="dxa" w:w="1247"/>
-            <w:shd w:val="clear" w:color="auto" w:fill="FFFFFF"/>
-            <w:tcBorders>
-              <w:top w:val="single" w:sz="4" w:space="0" w:color="000000"/>
-              <w:left w:val="single" w:sz="4" w:space="0" w:color="000000"/>
-              <w:bottom w:val="single" w:sz="4" w:space="0" w:color="000000"/>
-              <w:right w:val="single" w:sz="4" w:space="0" w:color="000000"/>
-            </w:tcBorders>
-            <w:vAlign w:val="center"/>
-          </w:tcPr>
-          <w:p>
-            <w:pPr>
-              <w:spacing w:before="40" w:after="40"/>
-              <w:jc w:val="left"/>
-            </w:pPr>
-            <w:r>
-              <w:rPr>
-                <w:rFonts w:ascii="Adani" w:hAnsi="Adani"/>
-                <w:b w:val="0"/>
-                <w:sz w:val="18"/>
-                <w:u w:val="none"/>
-              </w:rPr>
-              <w:t>10/04/2024</w:t>
-            </w:r>
-          </w:p>
-        </w:tc>
-      </w:tr>
-      <w:tr>
-        <w:tc>
-          <w:tcPr>
-            <w:tcW w:type="dxa" w:w="680"/>
-            <w:shd w:val="clear" w:color="auto" w:fill="FFFFFF"/>
-            <w:tcBorders>
-              <w:top w:val="single" w:sz="4" w:space="0" w:color="000000"/>
-              <w:left w:val="single" w:sz="4" w:space="0" w:color="000000"/>
-              <w:bottom w:val="single" w:sz="4" w:space="0" w:color="000000"/>
-              <w:right w:val="single" w:sz="4" w:space="0" w:color="000000"/>
-            </w:tcBorders>
-            <w:vAlign w:val="center"/>
-          </w:tcPr>
-          <w:p>
-            <w:pPr>
-              <w:spacing w:before="40" w:after="40"/>
-              <w:jc w:val="left"/>
-            </w:pPr>
-            <w:r>
-              <w:rPr>
-                <w:rFonts w:ascii="Adani" w:hAnsi="Adani"/>
-                <w:b w:val="0"/>
-                <w:sz w:val="18"/>
-                <w:u w:val="none"/>
-              </w:rPr>
               <w:t>9</w:t>
             </w:r>
           </w:p>
@@ -1525,7 +1525,7 @@
                 <w:sz w:val="18"/>
                 <w:u w:val="none"/>
               </w:rPr>
-              <w:t>POSEIDON LEASING IFSC LIMITED</w:t>
+              <w:t>MANDHATA BUILD ESTATE LIMITED</w:t>
             </w:r>
           </w:p>
         </w:tc>
@@ -1609,149 +1609,7 @@
                 <w:sz w:val="18"/>
                 <w:u w:val="none"/>
               </w:rPr>
-              <w:t>08/02/2024</w:t>
-            </w:r>
-          </w:p>
-        </w:tc>
-      </w:tr>
-      <w:tr>
-        <w:tc>
-          <w:tcPr>
-            <w:tcW w:type="dxa" w:w="680"/>
-            <w:shd w:val="clear" w:color="auto" w:fill="FFFFFF"/>
-            <w:tcBorders>
-              <w:top w:val="single" w:sz="4" w:space="0" w:color="000000"/>
-              <w:left w:val="single" w:sz="4" w:space="0" w:color="000000"/>
-              <w:bottom w:val="single" w:sz="4" w:space="0" w:color="000000"/>
-              <w:right w:val="single" w:sz="4" w:space="0" w:color="000000"/>
-            </w:tcBorders>
-            <w:vAlign w:val="center"/>
-          </w:tcPr>
-          <w:p>
-            <w:pPr>
-              <w:spacing w:before="40" w:after="40"/>
-              <w:jc w:val="left"/>
-            </w:pPr>
-            <w:r>
-              <w:rPr>
-                <w:rFonts w:ascii="Adani" w:hAnsi="Adani"/>
-                <w:b w:val="0"/>
-                <w:sz w:val="18"/>
-                <w:u w:val="none"/>
-              </w:rPr>
-              <w:t>10</w:t>
-            </w:r>
-          </w:p>
-        </w:tc>
-        <w:tc>
-          <w:tcPr>
-            <w:tcW w:type="dxa" w:w="3969"/>
-            <w:shd w:val="clear" w:color="auto" w:fill="FFFFFF"/>
-            <w:tcBorders>
-              <w:top w:val="single" w:sz="4" w:space="0" w:color="000000"/>
-              <w:left w:val="single" w:sz="4" w:space="0" w:color="000000"/>
-              <w:bottom w:val="single" w:sz="4" w:space="0" w:color="000000"/>
-              <w:right w:val="single" w:sz="4" w:space="0" w:color="000000"/>
-            </w:tcBorders>
-            <w:vAlign w:val="center"/>
-          </w:tcPr>
-          <w:p>
-            <w:pPr>
-              <w:spacing w:before="40" w:after="40"/>
-              <w:jc w:val="left"/>
-            </w:pPr>
-            <w:r>
-              <w:rPr>
-                <w:rFonts w:ascii="Adani" w:hAnsi="Adani"/>
-                <w:b w:val="0"/>
-                <w:sz w:val="18"/>
-                <w:u w:val="none"/>
-              </w:rPr>
-              <w:t>MANDHATA BUILD ESTATE LIMITED</w:t>
-            </w:r>
-          </w:p>
-        </w:tc>
-        <w:tc>
-          <w:tcPr>
-            <w:tcW w:type="dxa" w:w="1814"/>
-            <w:shd w:val="clear" w:color="auto" w:fill="FFFFFF"/>
-            <w:tcBorders>
-              <w:top w:val="single" w:sz="4" w:space="0" w:color="000000"/>
-              <w:left w:val="single" w:sz="4" w:space="0" w:color="000000"/>
-              <w:bottom w:val="single" w:sz="4" w:space="0" w:color="000000"/>
-              <w:right w:val="single" w:sz="4" w:space="0" w:color="000000"/>
-            </w:tcBorders>
-            <w:vAlign w:val="center"/>
-          </w:tcPr>
-          <w:p>
-            <w:pPr>
-              <w:spacing w:before="40" w:after="40"/>
-              <w:jc w:val="left"/>
-            </w:pPr>
-            <w:r>
-              <w:rPr>
-                <w:rFonts w:ascii="Adani" w:hAnsi="Adani"/>
-                <w:b w:val="0"/>
-                <w:sz w:val="18"/>
-                <w:u w:val="none"/>
-              </w:rPr>
-              <w:t>Additional Director</w:t>
-            </w:r>
-          </w:p>
-        </w:tc>
-        <w:tc>
-          <w:tcPr>
-            <w:tcW w:type="dxa" w:w="1020"/>
-            <w:shd w:val="clear" w:color="auto" w:fill="FFFFFF"/>
-            <w:tcBorders>
-              <w:top w:val="single" w:sz="4" w:space="0" w:color="000000"/>
-              <w:left w:val="single" w:sz="4" w:space="0" w:color="000000"/>
-              <w:bottom w:val="single" w:sz="4" w:space="0" w:color="000000"/>
-              <w:right w:val="single" w:sz="4" w:space="0" w:color="000000"/>
-            </w:tcBorders>
-            <w:vAlign w:val="center"/>
-          </w:tcPr>
-          <w:p>
-            <w:pPr>
-              <w:spacing w:before="40" w:after="40"/>
-              <w:jc w:val="left"/>
-            </w:pPr>
-            <w:r>
-              <w:rPr>
-                <w:rFonts w:ascii="Adani" w:hAnsi="Adani"/>
-                <w:b w:val="0"/>
-                <w:sz w:val="18"/>
-                <w:u w:val="none"/>
-              </w:rPr>
-              <w:t>NIL</w:t>
-            </w:r>
-          </w:p>
-        </w:tc>
-        <w:tc>
-          <w:tcPr>
-            <w:tcW w:type="dxa" w:w="1247"/>
-            <w:shd w:val="clear" w:color="auto" w:fill="FFFFFF"/>
-            <w:tcBorders>
-              <w:top w:val="single" w:sz="4" w:space="0" w:color="000000"/>
-              <w:left w:val="single" w:sz="4" w:space="0" w:color="000000"/>
-              <w:bottom w:val="single" w:sz="4" w:space="0" w:color="000000"/>
-              <w:right w:val="single" w:sz="4" w:space="0" w:color="000000"/>
-            </w:tcBorders>
-            <w:vAlign w:val="center"/>
-          </w:tcPr>
-          <w:p>
-            <w:pPr>
-              <w:spacing w:before="40" w:after="40"/>
-              <w:jc w:val="left"/>
-            </w:pPr>
-            <w:r>
-              <w:rPr>
-                <w:rFonts w:ascii="Adani" w:hAnsi="Adani"/>
-                <w:b w:val="0"/>
-                <w:sz w:val="18"/>
-                <w:u w:val="none"/>
-              </w:rPr>
-              <w:t>01/12/2023</w:t>
+              <w:t>18/06/2024</w:t>
             </w:r>
           </w:p>
         </w:tc>
@@ -1988,7 +1846,7 @@
                 <w:sz w:val="18"/>
                 <w:u w:val="none"/>
               </w:rPr>
-              <w:t>Date:   27th May, 2026</w:t>
+              <w:t>Date:   09th June, 2026</w:t>
             </w:r>
           </w:p>
         </w:tc>
@@ -3025,7 +2883,7 @@
                 <w:sz w:val="18"/>
                 <w:u w:val="none"/>
               </w:rPr>
-              <w:t>Date:   27th May, 2026</w:t>
+              <w:t>Date:   09th June, 2026</w:t>
             </w:r>
           </w:p>
         </w:tc>
@@ -3186,7 +3044,7 @@
           <w:sz w:val="20"/>
           <w:u w:val="none"/>
         </w:rPr>
-        <w:t>27th May, 2026</w:t>
+        <w:t>09th June, 2026</w:t>
       </w:r>
     </w:p>
     <w:p>
@@ -3246,7 +3104,7 @@
           <w:sz w:val="20"/>
           <w:u w:val="none"/>
         </w:rPr>
-        <w:t>AY BUILDWELL PRIVATE LIMITED</w:t>
+        <w:t>VMM DEVELOPERS PRIVATE LIMITED</w:t>
       </w:r>
     </w:p>
     <w:p>
@@ -3276,7 +3134,37 @@
           <w:sz w:val="20"/>
           <w:u w:val="none"/>
         </w:rPr>
-        <w:t>VMM DEVELOPERS PRIVATE LIMITED</w:t>
+        <w:t>AY BUILDWELL PRIVATE LIMITED</w:t>
+      </w:r>
+    </w:p>
+    <w:p>
+      <w:pPr>
+        <w:spacing w:before="0" w:after="20"/>
+        <w:jc w:val="left"/>
+      </w:pPr>
+      <w:r>
+        <w:rPr>
+          <w:rFonts w:ascii="Adani" w:hAnsi="Adani"/>
+          <w:b/>
+          <w:sz w:val="20"/>
+          <w:u w:val="none"/>
+        </w:rPr>
+        <w:t>UDANVAT LEASING IFSC LIMITED</w:t>
+      </w:r>
+    </w:p>
+    <w:p>
+      <w:pPr>
+        <w:spacing w:before="0" w:after="20"/>
+        <w:jc w:val="left"/>
+      </w:pPr>
+      <w:r>
+        <w:rPr>
+          <w:rFonts w:ascii="Adani" w:hAnsi="Adani"/>
+          <w:b/>
+          <w:sz w:val="20"/>
+          <w:u w:val="none"/>
+        </w:rPr>
+        <w:t>GRIPTRONICS ENTERPRISES PRIVATE LIMITED</w:t>
       </w:r>
     </w:p>
     <w:p>
@@ -3306,52 +3194,7 @@
           <w:sz w:val="20"/>
           <w:u w:val="none"/>
         </w:rPr>
-        <w:t>GRIPTRONICS ENTERPRISES PRIVATE LIMITED</w:t>
-      </w:r>
-    </w:p>
-    <w:p>
-      <w:pPr>
-        <w:spacing w:before="0" w:after="20"/>
-        <w:jc w:val="left"/>
-      </w:pPr>
-      <w:r>
-        <w:rPr>
-          <w:rFonts w:ascii="Adani" w:hAnsi="Adani"/>
-          <w:b/>
-          <w:sz w:val="20"/>
-          <w:u w:val="none"/>
-        </w:rPr>
         <w:t>ADANI PORTS TECHNOLOGIES PRIVATE LIMITED</w:t>
-      </w:r>
-    </w:p>
-    <w:p>
-      <w:pPr>
-        <w:spacing w:before="0" w:after="20"/>
-        <w:jc w:val="left"/>
-      </w:pPr>
-      <w:r>
-        <w:rPr>
-          <w:rFonts w:ascii="Adani" w:hAnsi="Adani"/>
-          <w:b/>
-          <w:sz w:val="20"/>
-          <w:u w:val="none"/>
-        </w:rPr>
-        <w:t>UDANVAT LEASING IFSC LIMITED</w:t>
-      </w:r>
-    </w:p>
-    <w:p>
-      <w:pPr>
-        <w:spacing w:before="0" w:after="20"/>
-        <w:jc w:val="left"/>
-      </w:pPr>
-      <w:r>
-        <w:rPr>
-          <w:rFonts w:ascii="Adani" w:hAnsi="Adani"/>
-          <w:b/>
-          <w:sz w:val="20"/>
-          <w:u w:val="none"/>
-        </w:rPr>
-        <w:t>POSEIDON LEASING IFSC LIMITED</w:t>
       </w:r>
     </w:p>
     <w:p>
@@ -3428,21 +3271,6 @@
           <w:u w:val="none"/>
         </w:rPr>
         <w:t>UDANVAT LEASING IFSC LIMITED</w:t>
-      </w:r>
-    </w:p>
-    <w:p>
-      <w:pPr>
-        <w:spacing w:before="0" w:after="20"/>
-        <w:jc w:val="left"/>
-      </w:pPr>
-      <w:r>
-        <w:rPr>
-          <w:rFonts w:ascii="Adani" w:hAnsi="Adani"/>
-          <w:b w:val="0"/>
-          <w:sz w:val="20"/>
-          <w:u w:val="none"/>
-        </w:rPr>
-        <w:t>POSEIDON LEASING IFSC LIMITED</w:t>
       </w:r>
     </w:p>
     <w:p>
@@ -3537,7 +3365,7 @@
           <w:sz w:val="20"/>
           <w:u w:val="none"/>
         </w:rPr>
-        <w:t>AY BUILDWELL PRIVATE LIMITED</w:t>
+        <w:t>VMM DEVELOPERS PRIVATE LIMITED</w:t>
       </w:r>
     </w:p>
     <w:p>
@@ -3567,7 +3395,22 @@
           <w:sz w:val="20"/>
           <w:u w:val="none"/>
         </w:rPr>
-        <w:t>VMM DEVELOPERS PRIVATE LIMITED</w:t>
+        <w:t>AY BUILDWELL PRIVATE LIMITED</w:t>
+      </w:r>
+    </w:p>
+    <w:p>
+      <w:pPr>
+        <w:spacing w:before="0" w:after="20"/>
+        <w:jc w:val="left"/>
+      </w:pPr>
+      <w:r>
+        <w:rPr>
+          <w:rFonts w:ascii="Adani" w:hAnsi="Adani"/>
+          <w:b w:val="0"/>
+          <w:sz w:val="20"/>
+          <w:u w:val="none"/>
+        </w:rPr>
+        <w:t>GRIPTRONICS ENTERPRISES PRIVATE LIMITED</w:t>
       </w:r>
     </w:p>
     <w:p>
@@ -3583,21 +3426,6 @@
           <w:u w:val="none"/>
         </w:rPr>
         <w:t>NABHGANGA ENTERPRISES PRIVATE LIMITED</w:t>
-      </w:r>
-    </w:p>
-    <w:p>
-      <w:pPr>
-        <w:spacing w:before="0" w:after="20"/>
-        <w:jc w:val="left"/>
-      </w:pPr>
-      <w:r>
-        <w:rPr>
-          <w:rFonts w:ascii="Adani" w:hAnsi="Adani"/>
-          <w:b w:val="0"/>
-          <w:sz w:val="20"/>
-          <w:u w:val="none"/>
-        </w:rPr>
-        <w:t>GRIPTRONICS ENTERPRISES PRIVATE LIMITED</w:t>
       </w:r>
     </w:p>
     <w:p>
@@ -4370,7 +4198,7 @@
                 <w:sz w:val="18"/>
                 <w:u w:val="none"/>
               </w:rPr>
-              <w:t>10</w:t>
+              <w:t>9</w:t>
             </w:r>
           </w:p>
         </w:tc>
@@ -4657,7 +4485,7 @@
                 <w:sz w:val="18"/>
                 <w:u w:val="none"/>
               </w:rPr>
-              <w:t>U70101HR2010PTC040367</w:t>
+              <w:t>U45201HR2010PTC040288</w:t>
             </w:r>
           </w:p>
         </w:tc>
@@ -4685,7 +4513,7 @@
                 <w:sz w:val="18"/>
                 <w:u w:val="none"/>
               </w:rPr>
-              <w:t>AY BUILDWELL PRIVATE LIMITED</w:t>
+              <w:t>VMM DEVELOPERS PRIVATE LIMITED</w:t>
             </w:r>
           </w:p>
         </w:tc>
@@ -4885,7 +4713,7 @@
                 <w:sz w:val="18"/>
                 <w:u w:val="none"/>
               </w:rPr>
-              <w:t>U45201HR2010PTC040288</w:t>
+              <w:t>U70101HR2010PTC040367</w:t>
             </w:r>
           </w:p>
         </w:tc>
@@ -4913,7 +4741,7 @@
                 <w:sz w:val="18"/>
                 <w:u w:val="none"/>
               </w:rPr>
-              <w:t>VMM DEVELOPERS PRIVATE LIMITED</w:t>
+              <w:t>AY BUILDWELL PRIVATE LIMITED</w:t>
             </w:r>
           </w:p>
         </w:tc>
@@ -4999,7 +4827,7 @@
                 <w:sz w:val="18"/>
                 <w:u w:val="none"/>
               </w:rPr>
-              <w:t>U72900HR2020PTC085745</w:t>
+              <w:t>U64990GJ2023PLC145680</w:t>
             </w:r>
           </w:p>
         </w:tc>
@@ -5027,7 +4855,121 @@
                 <w:sz w:val="18"/>
                 <w:u w:val="none"/>
               </w:rPr>
-              <w:t>NABHGANGA ENTERPRISES PRIVATE LIMITED</w:t>
+              <w:t>UDANVAT LEASING IFSC LIMITED</w:t>
+            </w:r>
+          </w:p>
+        </w:tc>
+        <w:tc>
+          <w:tcPr>
+            <w:tcW w:type="dxa" w:w="1587"/>
+            <w:shd w:val="clear" w:color="auto" w:fill="FFFFFF"/>
+            <w:tcBorders>
+              <w:top w:val="single" w:sz="4" w:space="0" w:color="000000"/>
+              <w:left w:val="single" w:sz="4" w:space="0" w:color="000000"/>
+              <w:bottom w:val="single" w:sz="4" w:space="0" w:color="000000"/>
+              <w:right w:val="single" w:sz="4" w:space="0" w:color="000000"/>
+            </w:tcBorders>
+            <w:vAlign w:val="center"/>
+          </w:tcPr>
+          <w:p>
+            <w:pPr>
+              <w:spacing w:before="40" w:after="40"/>
+              <w:jc w:val="left"/>
+            </w:pPr>
+            <w:r>
+              <w:rPr>
+                <w:rFonts w:ascii="Adani" w:hAnsi="Adani"/>
+                <w:b w:val="0"/>
+                <w:sz w:val="18"/>
+                <w:u w:val="none"/>
+              </w:rPr>
+              <w:t>Director</w:t>
+            </w:r>
+          </w:p>
+        </w:tc>
+        <w:tc>
+          <w:tcPr>
+            <w:tcW w:type="dxa" w:w="1304"/>
+            <w:shd w:val="clear" w:color="auto" w:fill="FFFFFF"/>
+            <w:tcBorders>
+              <w:top w:val="single" w:sz="4" w:space="0" w:color="000000"/>
+              <w:left w:val="single" w:sz="4" w:space="0" w:color="000000"/>
+              <w:bottom w:val="single" w:sz="4" w:space="0" w:color="000000"/>
+              <w:right w:val="single" w:sz="4" w:space="0" w:color="000000"/>
+            </w:tcBorders>
+            <w:vAlign w:val="center"/>
+          </w:tcPr>
+          <w:p>
+            <w:pPr>
+              <w:spacing w:before="40" w:after="40"/>
+              <w:jc w:val="left"/>
+            </w:pPr>
+            <w:r>
+              <w:rPr>
+                <w:rFonts w:ascii="Adani" w:hAnsi="Adani"/>
+                <w:b w:val="0"/>
+                <w:sz w:val="18"/>
+                <w:u w:val="none"/>
+              </w:rPr>
+              <w:t>20/06/2024</w:t>
+            </w:r>
+          </w:p>
+        </w:tc>
+      </w:tr>
+      <w:tr>
+        <w:tc>
+          <w:tcPr>
+            <w:tcW w:type="dxa" w:w="2268"/>
+            <w:shd w:val="clear" w:color="auto" w:fill="FFFFFF"/>
+            <w:tcBorders>
+              <w:top w:val="single" w:sz="4" w:space="0" w:color="000000"/>
+              <w:left w:val="single" w:sz="4" w:space="0" w:color="000000"/>
+              <w:bottom w:val="single" w:sz="4" w:space="0" w:color="000000"/>
+              <w:right w:val="single" w:sz="4" w:space="0" w:color="000000"/>
+            </w:tcBorders>
+            <w:vAlign w:val="center"/>
+          </w:tcPr>
+          <w:p>
+            <w:pPr>
+              <w:spacing w:before="40" w:after="40"/>
+              <w:jc w:val="left"/>
+            </w:pPr>
+            <w:r>
+              <w:rPr>
+                <w:rFonts w:ascii="Adani" w:hAnsi="Adani"/>
+                <w:b w:val="0"/>
+                <w:sz w:val="18"/>
+                <w:u w:val="none"/>
+              </w:rPr>
+              <w:t>U72900HR2020PTC085742</w:t>
+            </w:r>
+          </w:p>
+        </w:tc>
+        <w:tc>
+          <w:tcPr>
+            <w:tcW w:type="dxa" w:w="4252"/>
+            <w:shd w:val="clear" w:color="auto" w:fill="FFFFFF"/>
+            <w:tcBorders>
+              <w:top w:val="single" w:sz="4" w:space="0" w:color="000000"/>
+              <w:left w:val="single" w:sz="4" w:space="0" w:color="000000"/>
+              <w:bottom w:val="single" w:sz="4" w:space="0" w:color="000000"/>
+              <w:right w:val="single" w:sz="4" w:space="0" w:color="000000"/>
+            </w:tcBorders>
+            <w:vAlign w:val="center"/>
+          </w:tcPr>
+          <w:p>
+            <w:pPr>
+              <w:spacing w:before="40" w:after="40"/>
+              <w:jc w:val="left"/>
+            </w:pPr>
+            <w:r>
+              <w:rPr>
+                <w:rFonts w:ascii="Adani" w:hAnsi="Adani"/>
+                <w:b w:val="0"/>
+                <w:sz w:val="18"/>
+                <w:u w:val="none"/>
+              </w:rPr>
+              <w:t>GRIPTRONICS ENTERPRISES PRIVATE LIMITED</w:t>
             </w:r>
           </w:p>
         </w:tc>
@@ -5113,7 +5055,7 @@
                 <w:sz w:val="18"/>
                 <w:u w:val="none"/>
               </w:rPr>
-              <w:t>U72900HR2020PTC085742</w:t>
+              <w:t>U72900HR2020PTC085745</w:t>
             </w:r>
           </w:p>
         </w:tc>
@@ -5141,7 +5083,7 @@
                 <w:sz w:val="18"/>
                 <w:u w:val="none"/>
               </w:rPr>
-              <w:t>GRIPTRONICS ENTERPRISES PRIVATE LIMITED</w:t>
+              <w:t>NABHGANGA ENTERPRISES PRIVATE LIMITED</w:t>
             </w:r>
           </w:p>
         </w:tc>
@@ -5341,234 +5283,6 @@
                 <w:sz w:val="18"/>
                 <w:u w:val="none"/>
               </w:rPr>
-              <w:t>U64990GJ2023PLC145680</w:t>
-            </w:r>
-          </w:p>
-        </w:tc>
-        <w:tc>
-          <w:tcPr>
-            <w:tcW w:type="dxa" w:w="4252"/>
-            <w:shd w:val="clear" w:color="auto" w:fill="FFFFFF"/>
-            <w:tcBorders>
-              <w:top w:val="single" w:sz="4" w:space="0" w:color="000000"/>
-              <w:left w:val="single" w:sz="4" w:space="0" w:color="000000"/>
-              <w:bottom w:val="single" w:sz="4" w:space="0" w:color="000000"/>
-              <w:right w:val="single" w:sz="4" w:space="0" w:color="000000"/>
-            </w:tcBorders>
-            <w:vAlign w:val="center"/>
-          </w:tcPr>
-          <w:p>
-            <w:pPr>
-              <w:spacing w:before="40" w:after="40"/>
-              <w:jc w:val="left"/>
-            </w:pPr>
-            <w:r>
-              <w:rPr>
-                <w:rFonts w:ascii="Adani" w:hAnsi="Adani"/>
-                <w:b w:val="0"/>
-                <w:sz w:val="18"/>
-                <w:u w:val="none"/>
-              </w:rPr>
-              <w:t>UDANVAT LEASING IFSC LIMITED</w:t>
-            </w:r>
-          </w:p>
-        </w:tc>
-        <w:tc>
-          <w:tcPr>
-            <w:tcW w:type="dxa" w:w="1587"/>
-            <w:shd w:val="clear" w:color="auto" w:fill="FFFFFF"/>
-            <w:tcBorders>
-              <w:top w:val="single" w:sz="4" w:space="0" w:color="000000"/>
-              <w:left w:val="single" w:sz="4" w:space="0" w:color="000000"/>
-              <w:bottom w:val="single" w:sz="4" w:space="0" w:color="000000"/>
-              <w:right w:val="single" w:sz="4" w:space="0" w:color="000000"/>
-            </w:tcBorders>
-            <w:vAlign w:val="center"/>
-          </w:tcPr>
-          <w:p>
-            <w:pPr>
-              <w:spacing w:before="40" w:after="40"/>
-              <w:jc w:val="left"/>
-            </w:pPr>
-            <w:r>
-              <w:rPr>
-                <w:rFonts w:ascii="Adani" w:hAnsi="Adani"/>
-                <w:b w:val="0"/>
-                <w:sz w:val="18"/>
-                <w:u w:val="none"/>
-              </w:rPr>
-              <w:t>Additional Director</w:t>
-            </w:r>
-          </w:p>
-        </w:tc>
-        <w:tc>
-          <w:tcPr>
-            <w:tcW w:type="dxa" w:w="1304"/>
-            <w:shd w:val="clear" w:color="auto" w:fill="FFFFFF"/>
-            <w:tcBorders>
-              <w:top w:val="single" w:sz="4" w:space="0" w:color="000000"/>
-              <w:left w:val="single" w:sz="4" w:space="0" w:color="000000"/>
-              <w:bottom w:val="single" w:sz="4" w:space="0" w:color="000000"/>
-              <w:right w:val="single" w:sz="4" w:space="0" w:color="000000"/>
-            </w:tcBorders>
-            <w:vAlign w:val="center"/>
-          </w:tcPr>
-          <w:p>
-            <w:pPr>
-              <w:spacing w:before="40" w:after="40"/>
-              <w:jc w:val="left"/>
-            </w:pPr>
-            <w:r>
-              <w:rPr>
-                <w:rFonts w:ascii="Adani" w:hAnsi="Adani"/>
-                <w:b w:val="0"/>
-                <w:sz w:val="18"/>
-                <w:u w:val="none"/>
-              </w:rPr>
-              <w:t>10/04/2024</w:t>
-            </w:r>
-          </w:p>
-        </w:tc>
-      </w:tr>
-      <w:tr>
-        <w:tc>
-          <w:tcPr>
-            <w:tcW w:type="dxa" w:w="2268"/>
-            <w:shd w:val="clear" w:color="auto" w:fill="FFFFFF"/>
-            <w:tcBorders>
-              <w:top w:val="single" w:sz="4" w:space="0" w:color="000000"/>
-              <w:left w:val="single" w:sz="4" w:space="0" w:color="000000"/>
-              <w:bottom w:val="single" w:sz="4" w:space="0" w:color="000000"/>
-              <w:right w:val="single" w:sz="4" w:space="0" w:color="000000"/>
-            </w:tcBorders>
-            <w:vAlign w:val="center"/>
-          </w:tcPr>
-          <w:p>
-            <w:pPr>
-              <w:spacing w:before="40" w:after="40"/>
-              <w:jc w:val="left"/>
-            </w:pPr>
-            <w:r>
-              <w:rPr>
-                <w:rFonts w:ascii="Adani" w:hAnsi="Adani"/>
-                <w:b w:val="0"/>
-                <w:sz w:val="18"/>
-                <w:u w:val="none"/>
-              </w:rPr>
-              <w:t>U66190GJ2024PLC148434</w:t>
-            </w:r>
-          </w:p>
-        </w:tc>
-        <w:tc>
-          <w:tcPr>
-            <w:tcW w:type="dxa" w:w="4252"/>
-            <w:shd w:val="clear" w:color="auto" w:fill="FFFFFF"/>
-            <w:tcBorders>
-              <w:top w:val="single" w:sz="4" w:space="0" w:color="000000"/>
-              <w:left w:val="single" w:sz="4" w:space="0" w:color="000000"/>
-              <w:bottom w:val="single" w:sz="4" w:space="0" w:color="000000"/>
-              <w:right w:val="single" w:sz="4" w:space="0" w:color="000000"/>
-            </w:tcBorders>
-            <w:vAlign w:val="center"/>
-          </w:tcPr>
-          <w:p>
-            <w:pPr>
-              <w:spacing w:before="40" w:after="40"/>
-              <w:jc w:val="left"/>
-            </w:pPr>
-            <w:r>
-              <w:rPr>
-                <w:rFonts w:ascii="Adani" w:hAnsi="Adani"/>
-                <w:b w:val="0"/>
-                <w:sz w:val="18"/>
-                <w:u w:val="none"/>
-              </w:rPr>
-              <w:t>POSEIDON LEASING IFSC LIMITED</w:t>
-            </w:r>
-          </w:p>
-        </w:tc>
-        <w:tc>
-          <w:tcPr>
-            <w:tcW w:type="dxa" w:w="1587"/>
-            <w:shd w:val="clear" w:color="auto" w:fill="FFFFFF"/>
-            <w:tcBorders>
-              <w:top w:val="single" w:sz="4" w:space="0" w:color="000000"/>
-              <w:left w:val="single" w:sz="4" w:space="0" w:color="000000"/>
-              <w:bottom w:val="single" w:sz="4" w:space="0" w:color="000000"/>
-              <w:right w:val="single" w:sz="4" w:space="0" w:color="000000"/>
-            </w:tcBorders>
-            <w:vAlign w:val="center"/>
-          </w:tcPr>
-          <w:p>
-            <w:pPr>
-              <w:spacing w:before="40" w:after="40"/>
-              <w:jc w:val="left"/>
-            </w:pPr>
-            <w:r>
-              <w:rPr>
-                <w:rFonts w:ascii="Adani" w:hAnsi="Adani"/>
-                <w:b w:val="0"/>
-                <w:sz w:val="18"/>
-                <w:u w:val="none"/>
-              </w:rPr>
-              <w:t>Director</w:t>
-            </w:r>
-          </w:p>
-        </w:tc>
-        <w:tc>
-          <w:tcPr>
-            <w:tcW w:type="dxa" w:w="1304"/>
-            <w:shd w:val="clear" w:color="auto" w:fill="FFFFFF"/>
-            <w:tcBorders>
-              <w:top w:val="single" w:sz="4" w:space="0" w:color="000000"/>
-              <w:left w:val="single" w:sz="4" w:space="0" w:color="000000"/>
-              <w:bottom w:val="single" w:sz="4" w:space="0" w:color="000000"/>
-              <w:right w:val="single" w:sz="4" w:space="0" w:color="000000"/>
-            </w:tcBorders>
-            <w:vAlign w:val="center"/>
-          </w:tcPr>
-          <w:p>
-            <w:pPr>
-              <w:spacing w:before="40" w:after="40"/>
-              <w:jc w:val="left"/>
-            </w:pPr>
-            <w:r>
-              <w:rPr>
-                <w:rFonts w:ascii="Adani" w:hAnsi="Adani"/>
-                <w:b w:val="0"/>
-                <w:sz w:val="18"/>
-                <w:u w:val="none"/>
-              </w:rPr>
-              <w:t>08/02/2024</w:t>
-            </w:r>
-          </w:p>
-        </w:tc>
-      </w:tr>
-      <w:tr>
-        <w:tc>
-          <w:tcPr>
-            <w:tcW w:type="dxa" w:w="2268"/>
-            <w:shd w:val="clear" w:color="auto" w:fill="FFFFFF"/>
-            <w:tcBorders>
-              <w:top w:val="single" w:sz="4" w:space="0" w:color="000000"/>
-              <w:left w:val="single" w:sz="4" w:space="0" w:color="000000"/>
-              <w:bottom w:val="single" w:sz="4" w:space="0" w:color="000000"/>
-              <w:right w:val="single" w:sz="4" w:space="0" w:color="000000"/>
-            </w:tcBorders>
-            <w:vAlign w:val="center"/>
-          </w:tcPr>
-          <w:p>
-            <w:pPr>
-              <w:spacing w:before="40" w:after="40"/>
-              <w:jc w:val="left"/>
-            </w:pPr>
-            <w:r>
-              <w:rPr>
-                <w:rFonts w:ascii="Adani" w:hAnsi="Adani"/>
-                <w:b w:val="0"/>
-                <w:sz w:val="18"/>
-                <w:u w:val="none"/>
-              </w:rPr>
               <w:t>U74110GJ2019PLC110836</w:t>
             </w:r>
           </w:p>
@@ -5625,7 +5339,7 @@
                 <w:sz w:val="18"/>
                 <w:u w:val="none"/>
               </w:rPr>
-              <w:t>Additional Director</w:t>
+              <w:t>Director</w:t>
             </w:r>
           </w:p>
         </w:tc>
@@ -5653,7 +5367,7 @@
                 <w:sz w:val="18"/>
                 <w:u w:val="none"/>
               </w:rPr>
-              <w:t>01/12/2023</w:t>
+              <w:t>18/06/2024</w:t>
             </w:r>
           </w:p>
         </w:tc>
